--- a/Workshops/Workshop 1 - Hidden assumptions/Workshop-1.5---Hidden-assumptions.docx
+++ b/Workshops/Workshop 1 - Hidden assumptions/Workshop-1.5---Hidden-assumptions.docx
@@ -1,13 +1,31 @@
 
 <file path=word/document.xml><?xml version="1.0" encoding="utf-8"?>
-<w:document xmlns:wpc="http://schemas.microsoft.com/office/word/2010/wordprocessingCanvas" xmlns:cx="http://schemas.microsoft.com/office/drawing/2014/chartex" xmlns:cx1="http://schemas.microsoft.com/office/drawing/2015/9/8/chartex" xmlns:cx2="http://schemas.microsoft.com/office/drawing/2015/10/21/chartex" xmlns:cx3="http://schemas.microsoft.com/office/drawing/2016/5/9/chartex" xmlns:cx4="http://schemas.microsoft.com/office/drawing/2016/5/10/chartex" xmlns:cx5="http://schemas.microsoft.com/office/drawing/2016/5/11/chartex" xmlns:cx6="http://schemas.microsoft.com/office/drawing/2016/5/12/chartex" xmlns:cx7="http://schemas.microsoft.com/office/drawing/2016/5/13/chartex" xmlns:cx8="http://schemas.microsoft.com/office/drawing/2016/5/14/chartex" xmlns:mc="http://schemas.openxmlformats.org/markup-compatibility/2006" xmlns:aink="http://schemas.microsoft.com/office/drawing/2016/ink" xmlns:am3d="http://schemas.microsoft.com/office/drawing/2017/model3d" xmlns:o="urn:schemas-microsoft-com:office:office" xmlns:oel="http://schemas.microsoft.com/office/2019/extlst" xmlns:r="http://schemas.openxmlformats.org/officeDocument/2006/relationships" xmlns:m="http://schemas.openxmlformats.org/officeDocument/2006/math" xmlns:v="urn:schemas-microsoft-com:vml" xmlns:wp14="http://schemas.microsoft.com/office/word/2010/wordprocessingDrawing" xmlns:wp="http://schemas.openxmlformats.org/drawingml/2006/wordprocessingDrawing" xmlns:w10="urn:schemas-microsoft-com:office:word" xmlns:w="http://schemas.openxmlformats.org/wordprocessingml/2006/main" xmlns:w14="http://schemas.microsoft.com/office/word/2010/wordml" xmlns:w15="http://schemas.microsoft.com/office/word/2012/wordml" xmlns:w16cex="http://schemas.microsoft.com/office/word/2018/wordml/cex" xmlns:w16cid="http://schemas.microsoft.com/office/word/2016/wordml/cid" xmlns:w16="http://schemas.microsoft.com/office/word/2018/wordml" xmlns:w16du="http://schemas.microsoft.com/office/word/2023/wordml/word16du" xmlns:w16sdtdh="http://schemas.microsoft.com/office/word/2020/wordml/sdtdatahash" xmlns:w16se="http://schemas.microsoft.com/office/word/2015/wordml/symex" xmlns:wpg="http://schemas.microsoft.com/office/word/2010/wordprocessingGroup" xmlns:wpi="http://schemas.microsoft.com/office/word/2010/wordprocessingInk" xmlns:wne="http://schemas.microsoft.com/office/word/2006/wordml" xmlns:wps="http://schemas.microsoft.com/office/word/2010/wordprocessingShape" mc:Ignorable="w14 w15 w16se w16cid w16 w16cex w16sdtdh w16du wp14">
+<w:document xmlns:w="http://schemas.openxmlformats.org/wordprocessingml/2006/main" xmlns:m="http://schemas.openxmlformats.org/officeDocument/2006/math" xmlns:r="http://schemas.openxmlformats.org/officeDocument/2006/relationships" xmlns:o="urn:schemas-microsoft-com:office:office" xmlns:v="urn:schemas-microsoft-com:vml" xmlns:w10="urn:schemas-microsoft-com:office:word" xmlns:a="http://schemas.openxmlformats.org/drawingml/2006/main" xmlns:pic="http://schemas.openxmlformats.org/drawingml/2006/picture" xmlns:wp="http://schemas.openxmlformats.org/drawingml/2006/wordprocessingDrawing">
   <w:body>
     <w:p>
       <w:pPr>
         <w:pStyle w:val="Title"/>
       </w:pPr>
       <w:r>
-        <w:t>Workshop 1.5: Hidden Assumptions</w:t>
+        <w:t xml:space="preserve">Workshop</w:t>
+      </w:r>
+      <w:r>
+        <w:t xml:space="preserve"> </w:t>
+      </w:r>
+      <w:r>
+        <w:t xml:space="preserve">1.5:</w:t>
+      </w:r>
+      <w:r>
+        <w:t xml:space="preserve"> </w:t>
+      </w:r>
+      <w:r>
+        <w:t xml:space="preserve">Hidden</w:t>
+      </w:r>
+      <w:r>
+        <w:t xml:space="preserve"> </w:t>
+      </w:r>
+      <w:r>
+        <w:t xml:space="preserve">Assumptions</w:t>
       </w:r>
     </w:p>
     <w:p>
@@ -15,7 +33,19 @@
         <w:pStyle w:val="Author"/>
       </w:pPr>
       <w:r>
-        <w:t>Roos &amp; Pinard</w:t>
+        <w:t xml:space="preserve">Roos</w:t>
+      </w:r>
+      <w:r>
+        <w:t xml:space="preserve"> </w:t>
+      </w:r>
+      <w:r>
+        <w:t xml:space="preserve">&amp;</w:t>
+      </w:r>
+      <w:r>
+        <w:t xml:space="preserve"> </w:t>
+      </w:r>
+      <w:r>
+        <w:t xml:space="preserve">Pinard</w:t>
       </w:r>
     </w:p>
     <w:p>
@@ -23,791 +53,222 @@
         <w:pStyle w:val="Date"/>
       </w:pPr>
       <w:r>
-        <w:t>Last updated: 2024-09-09</w:t>
+        <w:t xml:space="preserve">Last</w:t>
+      </w:r>
+      <w:r>
+        <w:t xml:space="preserve"> </w:t>
+      </w:r>
+      <w:r>
+        <w:t xml:space="preserve">updated:</w:t>
+      </w:r>
+      <w:r>
+        <w:t xml:space="preserve"> </w:t>
+      </w:r>
+      <w:r>
+        <w:t xml:space="preserve">2025-08-24</w:t>
       </w:r>
     </w:p>
     <w:sdt>
       <w:sdtPr>
-        <w:rPr>
-          <w:rFonts w:ascii="Bahnschrift Light" w:eastAsiaTheme="minorHAnsi" w:hAnsi="Bahnschrift Light" w:cstheme="minorBidi"/>
-          <w:color w:val="auto"/>
-          <w:sz w:val="22"/>
-          <w:szCs w:val="24"/>
-        </w:rPr>
-        <w:id w:val="-461496498"/>
         <w:docPartObj>
           <w:docPartGallery w:val="Table of Contents"/>
           <w:docPartUnique/>
         </w:docPartObj>
       </w:sdtPr>
-      <w:sdtEndPr/>
       <w:sdtContent>
         <w:p>
           <w:pPr>
             <w:pStyle w:val="TOCHeading"/>
           </w:pPr>
           <w:r>
-            <w:t>Table of Contents</w:t>
+            <w:t xml:space="preserve">Table of Contents</w:t>
           </w:r>
         </w:p>
         <w:p>
-          <w:pPr>
-            <w:pStyle w:val="TOC1"/>
-            <w:tabs>
-              <w:tab w:val="right" w:leader="dot" w:pos="9350"/>
-            </w:tabs>
-            <w:rPr>
-              <w:rFonts w:asciiTheme="minorHAnsi" w:eastAsiaTheme="minorEastAsia" w:hAnsiTheme="minorHAnsi"/>
-              <w:noProof/>
-              <w:kern w:val="2"/>
-              <w:sz w:val="24"/>
-              <w:lang w:val="en-GB" w:eastAsia="en-GB"/>
-              <w14:ligatures w14:val="standardContextual"/>
-            </w:rPr>
-          </w:pPr>
           <w:r>
-            <w:fldChar w:fldCharType="begin"/>
-          </w:r>
-          <w:r>
-            <w:instrText>TOC \o "1-3" \h \z \u</w:instrText>
-          </w:r>
-          <w:r>
+            <w:fldChar w:fldCharType="begin" w:dirty="true"/>
+            <w:instrText xml:space="preserve">TOC \o "1-3" \h \z \u</w:instrText>
             <w:fldChar w:fldCharType="separate"/>
-          </w:r>
-          <w:hyperlink w:anchor="_Toc176783173" w:history="1">
-            <w:r>
-              <w:rPr>
-                <w:rStyle w:val="Hyperlink"/>
-                <w:noProof/>
-              </w:rPr>
-              <w:t>Workshop Structure</w:t>
-            </w:r>
-            <w:r>
-              <w:rPr>
-                <w:noProof/>
-                <w:webHidden/>
-              </w:rPr>
-              <w:tab/>
-            </w:r>
-            <w:r>
-              <w:rPr>
-                <w:noProof/>
-                <w:webHidden/>
-              </w:rPr>
-              <w:fldChar w:fldCharType="begin"/>
-            </w:r>
-            <w:r>
-              <w:rPr>
-                <w:noProof/>
-                <w:webHidden/>
-              </w:rPr>
-              <w:instrText xml:space="preserve"> PAGEREF _Toc176783173 \h </w:instrText>
-            </w:r>
-            <w:r>
-              <w:rPr>
-                <w:noProof/>
-                <w:webHidden/>
-              </w:rPr>
-            </w:r>
-            <w:r>
-              <w:rPr>
-                <w:noProof/>
-                <w:webHidden/>
-              </w:rPr>
-              <w:fldChar w:fldCharType="separate"/>
-            </w:r>
-            <w:r>
-              <w:rPr>
-                <w:noProof/>
-                <w:webHidden/>
-              </w:rPr>
-              <w:t>1</w:t>
-            </w:r>
-            <w:r>
-              <w:rPr>
-                <w:noProof/>
-                <w:webHidden/>
-              </w:rPr>
-              <w:fldChar w:fldCharType="end"/>
-            </w:r>
-          </w:hyperlink>
-        </w:p>
-        <w:p>
-          <w:pPr>
-            <w:pStyle w:val="TOC1"/>
-            <w:tabs>
-              <w:tab w:val="right" w:leader="dot" w:pos="9350"/>
-            </w:tabs>
-            <w:rPr>
-              <w:rFonts w:asciiTheme="minorHAnsi" w:eastAsiaTheme="minorEastAsia" w:hAnsiTheme="minorHAnsi"/>
-              <w:noProof/>
-              <w:kern w:val="2"/>
-              <w:sz w:val="24"/>
-              <w:lang w:val="en-GB" w:eastAsia="en-GB"/>
-              <w14:ligatures w14:val="standardContextual"/>
-            </w:rPr>
-          </w:pPr>
-          <w:hyperlink w:anchor="_Toc176783174" w:history="1">
-            <w:r>
-              <w:rPr>
-                <w:rStyle w:val="Hyperlink"/>
-                <w:noProof/>
-              </w:rPr>
-              <w:t>Learning Objectives</w:t>
-            </w:r>
-            <w:r>
-              <w:rPr>
-                <w:noProof/>
-                <w:webHidden/>
-              </w:rPr>
-              <w:tab/>
-            </w:r>
-            <w:r>
-              <w:rPr>
-                <w:noProof/>
-                <w:webHidden/>
-              </w:rPr>
-              <w:fldChar w:fldCharType="begin"/>
-            </w:r>
-            <w:r>
-              <w:rPr>
-                <w:noProof/>
-                <w:webHidden/>
-              </w:rPr>
-              <w:instrText xml:space="preserve"> PAGEREF _Toc176783174 \h </w:instrText>
-            </w:r>
-            <w:r>
-              <w:rPr>
-                <w:noProof/>
-                <w:webHidden/>
-              </w:rPr>
-            </w:r>
-            <w:r>
-              <w:rPr>
-                <w:noProof/>
-                <w:webHidden/>
-              </w:rPr>
-              <w:fldChar w:fldCharType="separate"/>
-            </w:r>
-            <w:r>
-              <w:rPr>
-                <w:noProof/>
-                <w:webHidden/>
-              </w:rPr>
-              <w:t>1</w:t>
-            </w:r>
-            <w:r>
-              <w:rPr>
-                <w:noProof/>
-                <w:webHidden/>
-              </w:rPr>
-              <w:fldChar w:fldCharType="end"/>
-            </w:r>
-          </w:hyperlink>
-        </w:p>
-        <w:p>
-          <w:pPr>
-            <w:pStyle w:val="TOC1"/>
-            <w:tabs>
-              <w:tab w:val="right" w:leader="dot" w:pos="9350"/>
-            </w:tabs>
-            <w:rPr>
-              <w:rFonts w:asciiTheme="minorHAnsi" w:eastAsiaTheme="minorEastAsia" w:hAnsiTheme="minorHAnsi"/>
-              <w:noProof/>
-              <w:kern w:val="2"/>
-              <w:sz w:val="24"/>
-              <w:lang w:val="en-GB" w:eastAsia="en-GB"/>
-              <w14:ligatures w14:val="standardContextual"/>
-            </w:rPr>
-          </w:pPr>
-          <w:hyperlink w:anchor="_Toc176783175" w:history="1">
-            <w:r>
-              <w:rPr>
-                <w:rStyle w:val="Hyperlink"/>
-                <w:noProof/>
-              </w:rPr>
-              <w:t>Task 1</w:t>
-            </w:r>
-            <w:r>
-              <w:rPr>
-                <w:noProof/>
-                <w:webHidden/>
-              </w:rPr>
-              <w:tab/>
-            </w:r>
-            <w:r>
-              <w:rPr>
-                <w:noProof/>
-                <w:webHidden/>
-              </w:rPr>
-              <w:fldChar w:fldCharType="begin"/>
-            </w:r>
-            <w:r>
-              <w:rPr>
-                <w:noProof/>
-                <w:webHidden/>
-              </w:rPr>
-              <w:instrText xml:space="preserve"> PAGEREF _Toc176783175 \h </w:instrText>
-            </w:r>
-            <w:r>
-              <w:rPr>
-                <w:noProof/>
-                <w:webHidden/>
-              </w:rPr>
-            </w:r>
-            <w:r>
-              <w:rPr>
-                <w:noProof/>
-                <w:webHidden/>
-              </w:rPr>
-              <w:fldChar w:fldCharType="separate"/>
-            </w:r>
-            <w:r>
-              <w:rPr>
-                <w:noProof/>
-                <w:webHidden/>
-              </w:rPr>
-              <w:t>2</w:t>
-            </w:r>
-            <w:r>
-              <w:rPr>
-                <w:noProof/>
-                <w:webHidden/>
-              </w:rPr>
-              <w:fldChar w:fldCharType="end"/>
-            </w:r>
-          </w:hyperlink>
-        </w:p>
-        <w:p>
-          <w:pPr>
-            <w:pStyle w:val="TOC1"/>
-            <w:tabs>
-              <w:tab w:val="right" w:leader="dot" w:pos="9350"/>
-            </w:tabs>
-            <w:rPr>
-              <w:rFonts w:asciiTheme="minorHAnsi" w:eastAsiaTheme="minorEastAsia" w:hAnsiTheme="minorHAnsi"/>
-              <w:noProof/>
-              <w:kern w:val="2"/>
-              <w:sz w:val="24"/>
-              <w:lang w:val="en-GB" w:eastAsia="en-GB"/>
-              <w14:ligatures w14:val="standardContextual"/>
-            </w:rPr>
-          </w:pPr>
-          <w:hyperlink w:anchor="_Toc176783176" w:history="1">
-            <w:r>
-              <w:rPr>
-                <w:rStyle w:val="Hyperlink"/>
-                <w:noProof/>
-              </w:rPr>
-              <w:t>Task 2</w:t>
-            </w:r>
-            <w:r>
-              <w:rPr>
-                <w:noProof/>
-                <w:webHidden/>
-              </w:rPr>
-              <w:tab/>
-            </w:r>
-            <w:r>
-              <w:rPr>
-                <w:noProof/>
-                <w:webHidden/>
-              </w:rPr>
-              <w:fldChar w:fldCharType="begin"/>
-            </w:r>
-            <w:r>
-              <w:rPr>
-                <w:noProof/>
-                <w:webHidden/>
-              </w:rPr>
-              <w:instrText xml:space="preserve"> PAGEREF _Toc176783176 \h </w:instrText>
-            </w:r>
-            <w:r>
-              <w:rPr>
-                <w:noProof/>
-                <w:webHidden/>
-              </w:rPr>
-            </w:r>
-            <w:r>
-              <w:rPr>
-                <w:noProof/>
-                <w:webHidden/>
-              </w:rPr>
-              <w:fldChar w:fldCharType="separate"/>
-            </w:r>
-            <w:r>
-              <w:rPr>
-                <w:noProof/>
-                <w:webHidden/>
-              </w:rPr>
-              <w:t>3</w:t>
-            </w:r>
-            <w:r>
-              <w:rPr>
-                <w:noProof/>
-                <w:webHidden/>
-              </w:rPr>
-              <w:fldChar w:fldCharType="end"/>
-            </w:r>
-          </w:hyperlink>
-        </w:p>
-        <w:p>
-          <w:pPr>
-            <w:pStyle w:val="TOC2"/>
-            <w:tabs>
-              <w:tab w:val="right" w:leader="dot" w:pos="9350"/>
-            </w:tabs>
-            <w:rPr>
-              <w:rFonts w:asciiTheme="minorHAnsi" w:eastAsiaTheme="minorEastAsia" w:hAnsiTheme="minorHAnsi"/>
-              <w:noProof/>
-              <w:kern w:val="2"/>
-              <w:sz w:val="24"/>
-              <w:lang w:val="en-GB" w:eastAsia="en-GB"/>
-              <w14:ligatures w14:val="standardContextual"/>
-            </w:rPr>
-          </w:pPr>
-          <w:hyperlink w:anchor="_Toc176783177" w:history="1">
-            <w:r>
-              <w:rPr>
-                <w:rStyle w:val="Hyperlink"/>
-                <w:noProof/>
-              </w:rPr>
-              <w:t>Question Set One</w:t>
-            </w:r>
-            <w:r>
-              <w:rPr>
-                <w:noProof/>
-                <w:webHidden/>
-              </w:rPr>
-              <w:tab/>
-            </w:r>
-            <w:r>
-              <w:rPr>
-                <w:noProof/>
-                <w:webHidden/>
-              </w:rPr>
-              <w:fldChar w:fldCharType="begin"/>
-            </w:r>
-            <w:r>
-              <w:rPr>
-                <w:noProof/>
-                <w:webHidden/>
-              </w:rPr>
-              <w:instrText xml:space="preserve"> PAGEREF _Toc176783177 \h </w:instrText>
-            </w:r>
-            <w:r>
-              <w:rPr>
-                <w:noProof/>
-                <w:webHidden/>
-              </w:rPr>
-            </w:r>
-            <w:r>
-              <w:rPr>
-                <w:noProof/>
-                <w:webHidden/>
-              </w:rPr>
-              <w:fldChar w:fldCharType="separate"/>
-            </w:r>
-            <w:r>
-              <w:rPr>
-                <w:noProof/>
-                <w:webHidden/>
-              </w:rPr>
-              <w:t>3</w:t>
-            </w:r>
-            <w:r>
-              <w:rPr>
-                <w:noProof/>
-                <w:webHidden/>
-              </w:rPr>
-              <w:fldChar w:fldCharType="end"/>
-            </w:r>
-          </w:hyperlink>
-        </w:p>
-        <w:p>
-          <w:pPr>
-            <w:pStyle w:val="TOC2"/>
-            <w:tabs>
-              <w:tab w:val="right" w:leader="dot" w:pos="9350"/>
-            </w:tabs>
-            <w:rPr>
-              <w:rFonts w:asciiTheme="minorHAnsi" w:eastAsiaTheme="minorEastAsia" w:hAnsiTheme="minorHAnsi"/>
-              <w:noProof/>
-              <w:kern w:val="2"/>
-              <w:sz w:val="24"/>
-              <w:lang w:val="en-GB" w:eastAsia="en-GB"/>
-              <w14:ligatures w14:val="standardContextual"/>
-            </w:rPr>
-          </w:pPr>
-          <w:hyperlink w:anchor="_Toc176783178" w:history="1">
-            <w:r>
-              <w:rPr>
-                <w:rStyle w:val="Hyperlink"/>
-                <w:noProof/>
-              </w:rPr>
-              <w:t>Question Set Two</w:t>
-            </w:r>
-            <w:r>
-              <w:rPr>
-                <w:noProof/>
-                <w:webHidden/>
-              </w:rPr>
-              <w:tab/>
-            </w:r>
-            <w:r>
-              <w:rPr>
-                <w:noProof/>
-                <w:webHidden/>
-              </w:rPr>
-              <w:fldChar w:fldCharType="begin"/>
-            </w:r>
-            <w:r>
-              <w:rPr>
-                <w:noProof/>
-                <w:webHidden/>
-              </w:rPr>
-              <w:instrText xml:space="preserve"> PAGEREF _Toc176783178 \h </w:instrText>
-            </w:r>
-            <w:r>
-              <w:rPr>
-                <w:noProof/>
-                <w:webHidden/>
-              </w:rPr>
-            </w:r>
-            <w:r>
-              <w:rPr>
-                <w:noProof/>
-                <w:webHidden/>
-              </w:rPr>
-              <w:fldChar w:fldCharType="separate"/>
-            </w:r>
-            <w:r>
-              <w:rPr>
-                <w:noProof/>
-                <w:webHidden/>
-              </w:rPr>
-              <w:t>4</w:t>
-            </w:r>
-            <w:r>
-              <w:rPr>
-                <w:noProof/>
-                <w:webHidden/>
-              </w:rPr>
-              <w:fldChar w:fldCharType="end"/>
-            </w:r>
-          </w:hyperlink>
-        </w:p>
-        <w:p>
-          <w:pPr>
-            <w:pStyle w:val="TOC1"/>
-            <w:tabs>
-              <w:tab w:val="right" w:leader="dot" w:pos="9350"/>
-            </w:tabs>
-            <w:rPr>
-              <w:rFonts w:asciiTheme="minorHAnsi" w:eastAsiaTheme="minorEastAsia" w:hAnsiTheme="minorHAnsi"/>
-              <w:noProof/>
-              <w:kern w:val="2"/>
-              <w:sz w:val="24"/>
-              <w:lang w:val="en-GB" w:eastAsia="en-GB"/>
-              <w14:ligatures w14:val="standardContextual"/>
-            </w:rPr>
-          </w:pPr>
-          <w:hyperlink w:anchor="_Toc176783179" w:history="1">
-            <w:r>
-              <w:rPr>
-                <w:rStyle w:val="Hyperlink"/>
-                <w:noProof/>
-              </w:rPr>
-              <w:t>Task 3</w:t>
-            </w:r>
-            <w:r>
-              <w:rPr>
-                <w:noProof/>
-                <w:webHidden/>
-              </w:rPr>
-              <w:tab/>
-            </w:r>
-            <w:r>
-              <w:rPr>
-                <w:noProof/>
-                <w:webHidden/>
-              </w:rPr>
-              <w:fldChar w:fldCharType="begin"/>
-            </w:r>
-            <w:r>
-              <w:rPr>
-                <w:noProof/>
-                <w:webHidden/>
-              </w:rPr>
-              <w:instrText xml:space="preserve"> PAGEREF _Toc176783179 \h </w:instrText>
-            </w:r>
-            <w:r>
-              <w:rPr>
-                <w:noProof/>
-                <w:webHidden/>
-              </w:rPr>
-            </w:r>
-            <w:r>
-              <w:rPr>
-                <w:noProof/>
-                <w:webHidden/>
-              </w:rPr>
-              <w:fldChar w:fldCharType="separate"/>
-            </w:r>
-            <w:r>
-              <w:rPr>
-                <w:noProof/>
-                <w:webHidden/>
-              </w:rPr>
-              <w:t>4</w:t>
-            </w:r>
-            <w:r>
-              <w:rPr>
-                <w:noProof/>
-                <w:webHidden/>
-              </w:rPr>
-              <w:fldChar w:fldCharType="end"/>
-            </w:r>
-          </w:hyperlink>
-        </w:p>
-        <w:p>
-          <w:pPr>
-            <w:pStyle w:val="TOC2"/>
-            <w:tabs>
-              <w:tab w:val="right" w:leader="dot" w:pos="9350"/>
-            </w:tabs>
-            <w:rPr>
-              <w:rFonts w:asciiTheme="minorHAnsi" w:eastAsiaTheme="minorEastAsia" w:hAnsiTheme="minorHAnsi"/>
-              <w:noProof/>
-              <w:kern w:val="2"/>
-              <w:sz w:val="24"/>
-              <w:lang w:val="en-GB" w:eastAsia="en-GB"/>
-              <w14:ligatures w14:val="standardContextual"/>
-            </w:rPr>
-          </w:pPr>
-          <w:hyperlink w:anchor="_Toc176783180" w:history="1">
-            <w:r>
-              <w:rPr>
-                <w:rStyle w:val="Hyperlink"/>
-                <w:noProof/>
-              </w:rPr>
-              <w:t>Question Set Three</w:t>
-            </w:r>
-            <w:r>
-              <w:rPr>
-                <w:noProof/>
-                <w:webHidden/>
-              </w:rPr>
-              <w:tab/>
-            </w:r>
-            <w:r>
-              <w:rPr>
-                <w:noProof/>
-                <w:webHidden/>
-              </w:rPr>
-              <w:fldChar w:fldCharType="begin"/>
-            </w:r>
-            <w:r>
-              <w:rPr>
-                <w:noProof/>
-                <w:webHidden/>
-              </w:rPr>
-              <w:instrText xml:space="preserve"> PAGEREF _Toc176783180 \h </w:instrText>
-            </w:r>
-            <w:r>
-              <w:rPr>
-                <w:noProof/>
-                <w:webHidden/>
-              </w:rPr>
-            </w:r>
-            <w:r>
-              <w:rPr>
-                <w:noProof/>
-                <w:webHidden/>
-              </w:rPr>
-              <w:fldChar w:fldCharType="separate"/>
-            </w:r>
-            <w:r>
-              <w:rPr>
-                <w:noProof/>
-                <w:webHidden/>
-              </w:rPr>
-              <w:t>4</w:t>
-            </w:r>
-            <w:r>
-              <w:rPr>
-                <w:noProof/>
-                <w:webHidden/>
-              </w:rPr>
-              <w:fldChar w:fldCharType="end"/>
-            </w:r>
-          </w:hyperlink>
-        </w:p>
-        <w:p>
-          <w:r>
             <w:fldChar w:fldCharType="end"/>
           </w:r>
         </w:p>
       </w:sdtContent>
     </w:sdt>
+    <w:bookmarkStart w:id="20" w:name="workshop-structure"/>
     <w:p>
       <w:pPr>
         <w:pStyle w:val="Heading1"/>
       </w:pPr>
-      <w:bookmarkStart w:id="0" w:name="workshop-structure"/>
-      <w:bookmarkStart w:id="1" w:name="_Toc176783173"/>
-      <w:r>
-        <w:t>Workshop Structure</w:t>
-      </w:r>
-      <w:bookmarkEnd w:id="1"/>
+      <w:r>
+        <w:t xml:space="preserve">Workshop Structure</w:t>
+      </w:r>
     </w:p>
     <w:p>
       <w:pPr>
         <w:pStyle w:val="FirstParagraph"/>
       </w:pPr>
       <w:r>
-        <w:t>As always, we are using the workflow below to structure the workshops:</w:t>
-      </w:r>
-    </w:p>
-    <w:p>
-      <w:pPr>
-        <w:pStyle w:val="Compact"/>
+        <w:t xml:space="preserve">As always, we are using the workflow below to structure the workshops:</w:t>
+      </w:r>
+    </w:p>
+    <w:p>
+      <w:pPr>
         <w:numPr>
           <w:ilvl w:val="0"/>
-          <w:numId w:val="5"/>
+          <w:numId w:val="1001"/>
         </w:numPr>
-      </w:pPr>
-      <w:r>
-        <w:t>Formulate a research question.</w:t>
-      </w:r>
-    </w:p>
-    <w:p>
-      <w:pPr>
         <w:pStyle w:val="Compact"/>
+      </w:pPr>
+      <w:r>
+        <w:t xml:space="preserve">Formulate a research question.</w:t>
+      </w:r>
+    </w:p>
+    <w:p>
+      <w:pPr>
         <w:numPr>
           <w:ilvl w:val="0"/>
-          <w:numId w:val="5"/>
+          <w:numId w:val="1001"/>
         </w:numPr>
-      </w:pPr>
-      <w:r>
-        <w:t>Perform exploratory data analysis.</w:t>
-      </w:r>
-    </w:p>
-    <w:p>
-      <w:pPr>
         <w:pStyle w:val="Compact"/>
+      </w:pPr>
+      <w:r>
+        <w:t xml:space="preserve">Perform exploratory data analysis.</w:t>
+      </w:r>
+    </w:p>
+    <w:p>
+      <w:pPr>
         <w:numPr>
           <w:ilvl w:val="0"/>
-          <w:numId w:val="5"/>
+          <w:numId w:val="1001"/>
         </w:numPr>
-      </w:pPr>
-      <w:r>
-        <w:t>Identify any hidden assumptions [Focus of today].</w:t>
-      </w:r>
-    </w:p>
-    <w:p>
-      <w:pPr>
         <w:pStyle w:val="Compact"/>
+      </w:pPr>
+      <w:r>
+        <w:t xml:space="preserve">Identify any hidden assumptions [Focus of today].</w:t>
+      </w:r>
+    </w:p>
+    <w:p>
+      <w:pPr>
         <w:numPr>
           <w:ilvl w:val="0"/>
-          <w:numId w:val="5"/>
+          <w:numId w:val="1001"/>
         </w:numPr>
-      </w:pPr>
-      <w:r>
-        <w:t>Fit an appropriate model.</w:t>
-      </w:r>
-    </w:p>
-    <w:p>
-      <w:pPr>
         <w:pStyle w:val="Compact"/>
+      </w:pPr>
+      <w:r>
+        <w:t xml:space="preserve">Fit an appropriate model.</w:t>
+      </w:r>
+    </w:p>
+    <w:p>
+      <w:pPr>
         <w:numPr>
           <w:ilvl w:val="0"/>
-          <w:numId w:val="5"/>
+          <w:numId w:val="1001"/>
         </w:numPr>
-      </w:pPr>
-      <w:r>
-        <w:t>Diagnose the model and check assumptions.</w:t>
-      </w:r>
-    </w:p>
-    <w:p>
-      <w:pPr>
         <w:pStyle w:val="Compact"/>
+      </w:pPr>
+      <w:r>
+        <w:t xml:space="preserve">Diagnose the model and check assumptions.</w:t>
+      </w:r>
+    </w:p>
+    <w:p>
+      <w:pPr>
         <w:numPr>
           <w:ilvl w:val="0"/>
-          <w:numId w:val="5"/>
+          <w:numId w:val="1001"/>
         </w:numPr>
-      </w:pPr>
-      <w:r>
-        <w:t>Summarise the results.</w:t>
-      </w:r>
-    </w:p>
-    <w:p>
-      <w:pPr>
         <w:pStyle w:val="Compact"/>
+      </w:pPr>
+      <w:r>
+        <w:t xml:space="preserve">Summarise the results.</w:t>
+      </w:r>
+    </w:p>
+    <w:p>
+      <w:pPr>
         <w:numPr>
           <w:ilvl w:val="0"/>
-          <w:numId w:val="5"/>
+          <w:numId w:val="1001"/>
         </w:numPr>
-      </w:pPr>
-      <w:r>
-        <w:t>Interpret and provide inferences.</w:t>
-      </w:r>
-    </w:p>
+        <w:pStyle w:val="Compact"/>
+      </w:pPr>
+      <w:r>
+        <w:t xml:space="preserve">Interpret and provide inferences.</w:t>
+      </w:r>
+    </w:p>
+    <w:bookmarkEnd w:id="20"/>
+    <w:bookmarkStart w:id="21" w:name="learning-objectives"/>
     <w:p>
       <w:pPr>
         <w:pStyle w:val="Heading1"/>
       </w:pPr>
-      <w:bookmarkStart w:id="2" w:name="learning-objectives"/>
-      <w:bookmarkStart w:id="3" w:name="_Toc176783174"/>
-      <w:bookmarkEnd w:id="0"/>
-      <w:r>
-        <w:t>Learning Objectives</w:t>
-      </w:r>
-      <w:bookmarkEnd w:id="3"/>
-    </w:p>
-    <w:p>
-      <w:pPr>
-        <w:pStyle w:val="Compact"/>
+      <w:r>
+        <w:t xml:space="preserve">Learning Objectives</w:t>
+      </w:r>
+    </w:p>
+    <w:p>
+      <w:pPr>
         <w:numPr>
           <w:ilvl w:val="0"/>
-          <w:numId w:val="6"/>
+          <w:numId w:val="1002"/>
         </w:numPr>
-      </w:pPr>
-      <w:r>
-        <w:t>Learn to identify potential issues (or “hidden assumptions”) without seeing the data.</w:t>
-      </w:r>
-    </w:p>
-    <w:p>
-      <w:pPr>
         <w:pStyle w:val="Compact"/>
+      </w:pPr>
+      <w:r>
+        <w:t xml:space="preserve">Learn to identify potential issues (or</w:t>
+      </w:r>
+      <w:r>
+        <w:t xml:space="preserve"> </w:t>
+      </w:r>
+      <w:r>
+        <w:t xml:space="preserve">“</w:t>
+      </w:r>
+      <w:r>
+        <w:t xml:space="preserve">hidden assumptions</w:t>
+      </w:r>
+      <w:r>
+        <w:t xml:space="preserve">”</w:t>
+      </w:r>
+      <w:r>
+        <w:t xml:space="preserve">) without seeing the data.</w:t>
+      </w:r>
+    </w:p>
+    <w:p>
+      <w:pPr>
         <w:numPr>
           <w:ilvl w:val="0"/>
-          <w:numId w:val="6"/>
+          <w:numId w:val="1002"/>
         </w:numPr>
-      </w:pPr>
-      <w:r>
-        <w:t>Identify potential hidden assumptions in a real world dataset.</w:t>
-      </w:r>
-    </w:p>
-    <w:p>
-      <w:pPr>
         <w:pStyle w:val="Compact"/>
+      </w:pPr>
+      <w:r>
+        <w:t xml:space="preserve">Identify potential hidden assumptions in a real world dataset.</w:t>
+      </w:r>
+    </w:p>
+    <w:p>
+      <w:pPr>
         <w:numPr>
           <w:ilvl w:val="0"/>
-          <w:numId w:val="6"/>
+          <w:numId w:val="1002"/>
         </w:numPr>
-      </w:pPr>
-      <w:r>
-        <w:t xml:space="preserve">Use </w:t>
+        <w:pStyle w:val="Compact"/>
+      </w:pPr>
+      <w:r>
+        <w:t xml:space="preserve">Use</w:t>
+      </w:r>
+      <w:r>
+        <w:t xml:space="preserve"> </w:t>
       </w:r>
       <w:r>
         <w:rPr>
           <w:rStyle w:val="VerbatimChar"/>
         </w:rPr>
-        <w:t>R</w:t>
-      </w:r>
-      <w:r>
-        <w:t xml:space="preserve"> to perform simple descriptive summaries of the data to assist in this.</w:t>
+        <w:t xml:space="preserve">R</w:t>
+      </w:r>
+      <w:r>
+        <w:t xml:space="preserve"> </w:t>
+      </w:r>
+      <w:r>
+        <w:t xml:space="preserve">to perform simple descriptive summaries of the data to assist in this.</w:t>
       </w:r>
     </w:p>
     <w:p>
@@ -815,121 +276,100 @@
         <w:pStyle w:val="FirstParagraph"/>
       </w:pPr>
       <w:r>
-        <w:t>These skills will be used throughout the course.</w:t>
-      </w:r>
-    </w:p>
+        <w:t xml:space="preserve">These skills will be used throughout the course.</w:t>
+      </w:r>
+    </w:p>
+    <w:bookmarkEnd w:id="21"/>
+    <w:bookmarkStart w:id="22" w:name="task-1"/>
     <w:p>
       <w:pPr>
         <w:pStyle w:val="Heading1"/>
       </w:pPr>
-      <w:bookmarkStart w:id="4" w:name="task-1"/>
-      <w:bookmarkStart w:id="5" w:name="_Toc176783175"/>
-      <w:bookmarkEnd w:id="2"/>
-      <w:r>
-        <w:lastRenderedPageBreak/>
-        <w:t>Task 1</w:t>
-      </w:r>
-      <w:bookmarkEnd w:id="5"/>
+      <w:r>
+        <w:t xml:space="preserve">Task 1</w:t>
+      </w:r>
     </w:p>
     <w:p>
       <w:pPr>
         <w:pStyle w:val="FirstParagraph"/>
       </w:pPr>
       <w:r>
-        <w:t xml:space="preserve">In this workshop, you will come up with some examples of various datasets that are likely to violate a hidden assumption. Some of these are related to residual error, which we will cover in more detail next week. For now, understand residual error as the difference between what a model predicts and the actual observation. For example, if a model predicts a flat costs £850 to rent each month, but the actual rent was £800, then the residual error is observed minus predicted (or </w:t>
+        <w:t xml:space="preserve">In this workshop, you will come up with some examples of various datasets that are likely to violate a hidden assumption. Some of these are related to residual error, which we will cover in more detail next week. For now, understand residual error as the difference between what a model predicts and the actual observation. For example, if a model predicts a flat costs £850 to rent each month, but the actual rent was £800, then the residual error is observed minus predicted (or</w:t>
+      </w:r>
+      <w:r>
+        <w:t xml:space="preserve"> </w:t>
       </w:r>
       <m:oMath>
         <m:r>
-          <w:rPr>
-            <w:rFonts w:ascii="Cambria Math" w:hAnsi="Cambria Math"/>
-          </w:rPr>
+          <m:rPr>
+            <m:nor/>
+            <m:sty m:val="p"/>
+          </m:rPr>
           <m:t>Residual</m:t>
         </m:r>
         <m:r>
           <m:rPr>
             <m:sty m:val="p"/>
           </m:rPr>
-          <w:rPr>
-            <w:rFonts w:ascii="Cambria Math" w:hAnsi="Cambria Math"/>
-          </w:rPr>
           <m:t>=</m:t>
         </m:r>
         <m:r>
-          <w:rPr>
-            <w:rFonts w:ascii="Cambria Math" w:hAnsi="Cambria Math"/>
-          </w:rPr>
           <m:t>y</m:t>
         </m:r>
         <m:r>
           <m:rPr>
             <m:sty m:val="p"/>
           </m:rPr>
-          <w:rPr>
-            <w:rFonts w:ascii="Cambria Math" w:hAnsi="Cambria Math"/>
-          </w:rPr>
-          <m:t>-</m:t>
+          <m:t>−</m:t>
         </m:r>
         <m:acc>
           <m:accPr>
-            <m:ctrlPr>
-              <w:rPr>
-                <w:rFonts w:ascii="Cambria Math" w:hAnsi="Cambria Math"/>
-              </w:rPr>
-            </m:ctrlPr>
+            <m:chr m:val="̂"/>
           </m:accPr>
           <m:e>
             <m:r>
-              <w:rPr>
-                <w:rFonts w:ascii="Cambria Math" w:hAnsi="Cambria Math"/>
-              </w:rPr>
               <m:t>y</m:t>
             </m:r>
           </m:e>
         </m:acc>
       </m:oMath>
       <w:r>
-        <w:t xml:space="preserve">). For the flat example, the residual error would be </w:t>
+        <w:t xml:space="preserve">). For the flat example, the residual error would be</w:t>
+      </w:r>
+      <w:r>
+        <w:t xml:space="preserve"> </w:t>
       </w:r>
       <m:oMath>
         <m:r>
-          <w:rPr>
-            <w:rFonts w:ascii="Cambria Math" w:hAnsi="Cambria Math"/>
-          </w:rPr>
           <m:t>800</m:t>
         </m:r>
         <m:r>
           <m:rPr>
             <m:sty m:val="p"/>
           </m:rPr>
-          <w:rPr>
-            <w:rFonts w:ascii="Cambria Math" w:hAnsi="Cambria Math"/>
-          </w:rPr>
-          <m:t>-</m:t>
+          <m:t>−</m:t>
         </m:r>
         <m:r>
-          <w:rPr>
-            <w:rFonts w:ascii="Cambria Math" w:hAnsi="Cambria Math"/>
-          </w:rPr>
           <m:t>850</m:t>
         </m:r>
         <m:r>
           <m:rPr>
             <m:sty m:val="p"/>
           </m:rPr>
-          <w:rPr>
-            <w:rFonts w:ascii="Cambria Math" w:hAnsi="Cambria Math"/>
-          </w:rPr>
-          <m:t>=-</m:t>
+          <m:t>=</m:t>
         </m:r>
         <m:r>
-          <w:rPr>
-            <w:rFonts w:ascii="Cambria Math" w:hAnsi="Cambria Math"/>
-          </w:rPr>
+          <m:rPr>
+            <m:sty m:val="p"/>
+          </m:rPr>
+          <m:t>−</m:t>
+        </m:r>
+        <m:r>
           <m:t>50</m:t>
         </m:r>
       </m:oMath>
       <w:r>
-        <w:t>, or £-50 difference.</w:t>
+        <w:t xml:space="preserve">, or £-50 difference.</w:t>
       </w:r>
     </w:p>
     <w:p>
@@ -937,410 +377,418 @@
         <w:pStyle w:val="BodyText"/>
       </w:pPr>
       <w:r>
-        <w:t>These assumptions (with some simple examples) are:</w:t>
+        <w:t xml:space="preserve">These assumptions (with some simple examples) are:</w:t>
       </w:r>
     </w:p>
     <w:tbl>
       <w:tblPr>
         <w:tblStyle w:val="Table"/>
-        <w:tblW w:w="5000" w:type="pct"/>
-        <w:tblLayout w:type="fixed"/>
-        <w:tblLook w:val="0020" w:firstRow="1" w:lastRow="0" w:firstColumn="0" w:lastColumn="0" w:noHBand="0" w:noVBand="0"/>
+        <w:tblW w:type="pct" w:w="5000"/>
+        <w:tblLook w:firstRow="1" w:lastRow="0" w:firstColumn="0" w:lastColumn="0" w:noHBand="0" w:noVBand="0" w:val="0020"/>
+        <w:jc w:val="start"/>
       </w:tblPr>
       <w:tblGrid>
-        <w:gridCol w:w="2410"/>
-        <w:gridCol w:w="3544"/>
-        <w:gridCol w:w="3406"/>
+        <w:gridCol w:w="856"/>
+        <w:gridCol w:w="2830"/>
+        <w:gridCol w:w="4232"/>
       </w:tblGrid>
       <w:tr>
         <w:trPr>
-          <w:cnfStyle w:val="100000000000" w:firstRow="1" w:lastRow="0" w:firstColumn="0" w:lastColumn="0" w:oddVBand="0" w:evenVBand="0" w:oddHBand="0" w:evenHBand="0" w:firstRowFirstColumn="0" w:firstRowLastColumn="0" w:lastRowFirstColumn="0" w:lastRowLastColumn="0"/>
-          <w:tblHeader/>
+          <w:tblHeader w:val="true"/>
         </w:trPr>
         <w:tc>
-          <w:tcPr>
-            <w:tcW w:w="2410" w:type="dxa"/>
-          </w:tcPr>
+          <w:tcPr/>
           <w:p>
             <w:pPr>
               <w:pStyle w:val="Compact"/>
+              <w:jc w:val="left"/>
             </w:pPr>
             <w:r>
               <w:rPr>
+                <w:bCs/>
                 <w:b/>
-                <w:bCs/>
               </w:rPr>
-              <w:t>Assumption</w:t>
+              <w:t xml:space="preserve">Assumption</w:t>
             </w:r>
           </w:p>
         </w:tc>
         <w:tc>
-          <w:tcPr>
-            <w:tcW w:w="3544" w:type="dxa"/>
-          </w:tcPr>
+          <w:tcPr/>
           <w:p>
             <w:pPr>
               <w:pStyle w:val="Compact"/>
+              <w:jc w:val="left"/>
             </w:pPr>
             <w:r>
               <w:rPr>
+                <w:bCs/>
                 <w:b/>
-                <w:bCs/>
               </w:rPr>
-              <w:t>Description</w:t>
+              <w:t xml:space="preserve">Description</w:t>
             </w:r>
           </w:p>
         </w:tc>
         <w:tc>
-          <w:tcPr>
-            <w:tcW w:w="3406" w:type="dxa"/>
-          </w:tcPr>
+          <w:tcPr/>
           <w:p>
             <w:pPr>
               <w:pStyle w:val="Compact"/>
+              <w:jc w:val="left"/>
             </w:pPr>
             <w:r>
               <w:rPr>
+                <w:bCs/>
                 <w:b/>
-                <w:bCs/>
               </w:rPr>
-              <w:t>Example of Violation</w:t>
+              <w:t xml:space="preserve">Example of Violation</w:t>
             </w:r>
           </w:p>
         </w:tc>
       </w:tr>
       <w:tr>
         <w:tc>
-          <w:tcPr>
-            <w:tcW w:w="2410" w:type="dxa"/>
-          </w:tcPr>
+          <w:tcPr/>
           <w:p>
             <w:pPr>
               <w:pStyle w:val="Compact"/>
+              <w:jc w:val="left"/>
             </w:pPr>
             <w:r>
-              <w:t xml:space="preserve">1. </w:t>
+              <w:t xml:space="preserve">1.</w:t>
+            </w:r>
+            <w:r>
+              <w:t xml:space="preserve"> </w:t>
             </w:r>
             <w:r>
               <w:rPr>
+                <w:bCs/>
                 <w:b/>
-                <w:bCs/>
               </w:rPr>
-              <w:t>Validity</w:t>
+              <w:t xml:space="preserve">Validity</w:t>
             </w:r>
           </w:p>
         </w:tc>
         <w:tc>
-          <w:tcPr>
-            <w:tcW w:w="3544" w:type="dxa"/>
-          </w:tcPr>
+          <w:tcPr/>
           <w:p>
             <w:pPr>
               <w:pStyle w:val="Compact"/>
+              <w:jc w:val="left"/>
             </w:pPr>
             <w:r>
-              <w:t>The data is able to answer the research question effectively.</w:t>
+              <w:t xml:space="preserve">The data is able to answer the research question effectively.</w:t>
             </w:r>
           </w:p>
         </w:tc>
         <w:tc>
-          <w:tcPr>
-            <w:tcW w:w="3406" w:type="dxa"/>
-          </w:tcPr>
+          <w:tcPr/>
           <w:p>
             <w:pPr>
               <w:pStyle w:val="Compact"/>
+              <w:jc w:val="left"/>
             </w:pPr>
             <w:r>
-              <w:t>Using IQ to measure overall intelligence (what does IQ even measure?).</w:t>
+              <w:t xml:space="preserve">Using IQ to measure overall intelligence (what does IQ even measure?).</w:t>
             </w:r>
           </w:p>
         </w:tc>
       </w:tr>
       <w:tr>
         <w:tc>
-          <w:tcPr>
-            <w:tcW w:w="2410" w:type="dxa"/>
-          </w:tcPr>
+          <w:tcPr/>
           <w:p>
             <w:pPr>
               <w:pStyle w:val="Compact"/>
+              <w:jc w:val="left"/>
             </w:pPr>
             <w:r>
-              <w:t xml:space="preserve">2. </w:t>
+              <w:t xml:space="preserve">2.</w:t>
+            </w:r>
+            <w:r>
+              <w:t xml:space="preserve"> </w:t>
             </w:r>
             <w:r>
               <w:rPr>
+                <w:bCs/>
                 <w:b/>
-                <w:bCs/>
               </w:rPr>
-              <w:t>Representativeness</w:t>
+              <w:t xml:space="preserve">Representativeness</w:t>
             </w:r>
           </w:p>
         </w:tc>
         <w:tc>
-          <w:tcPr>
-            <w:tcW w:w="3544" w:type="dxa"/>
-          </w:tcPr>
+          <w:tcPr/>
           <w:p>
             <w:pPr>
               <w:pStyle w:val="Compact"/>
+              <w:jc w:val="left"/>
             </w:pPr>
             <w:r>
-              <w:t>The data reflects the population or group being studied.</w:t>
+              <w:t xml:space="preserve">The data reflects the population or group being studied.</w:t>
             </w:r>
           </w:p>
         </w:tc>
         <w:tc>
-          <w:tcPr>
-            <w:tcW w:w="3406" w:type="dxa"/>
-          </w:tcPr>
+          <w:tcPr/>
           <w:p>
             <w:pPr>
               <w:pStyle w:val="Compact"/>
+              <w:jc w:val="left"/>
             </w:pPr>
             <w:r>
-              <w:t>Using survey data from a rural area to draw conclusions about an urban population.</w:t>
+              <w:t xml:space="preserve">Using survey data from a rural area to draw conclusions about an urban population.</w:t>
             </w:r>
           </w:p>
         </w:tc>
       </w:tr>
       <w:tr>
         <w:tc>
-          <w:tcPr>
-            <w:tcW w:w="2410" w:type="dxa"/>
-          </w:tcPr>
+          <w:tcPr/>
           <w:p>
             <w:pPr>
               <w:pStyle w:val="Compact"/>
+              <w:jc w:val="left"/>
             </w:pPr>
             <w:r>
-              <w:t xml:space="preserve">3. </w:t>
+              <w:t xml:space="preserve">3.</w:t>
+            </w:r>
+            <w:r>
+              <w:t xml:space="preserve"> </w:t>
             </w:r>
             <w:r>
               <w:rPr>
+                <w:bCs/>
                 <w:b/>
-                <w:bCs/>
               </w:rPr>
-              <w:t>Additivity</w:t>
+              <w:t xml:space="preserve">Additivity</w:t>
             </w:r>
           </w:p>
         </w:tc>
         <w:tc>
-          <w:tcPr>
-            <w:tcW w:w="3544" w:type="dxa"/>
-          </w:tcPr>
+          <w:tcPr/>
           <w:p>
             <w:pPr>
               <w:pStyle w:val="Compact"/>
+              <w:jc w:val="left"/>
             </w:pPr>
             <w:r>
-              <w:t>Effects of predictors are additive and there are no interactions between them.</w:t>
+              <w:t xml:space="preserve">Effects of predictors are additive and there are no interactions between them.</w:t>
             </w:r>
           </w:p>
         </w:tc>
         <w:tc>
-          <w:tcPr>
-            <w:tcW w:w="3406" w:type="dxa"/>
-          </w:tcPr>
+          <w:tcPr/>
           <w:p>
             <w:pPr>
               <w:pStyle w:val="Compact"/>
+              <w:jc w:val="left"/>
             </w:pPr>
             <w:r>
-              <w:t>Assuming that study hours and sleep hours independently affect exam scores without considering their combined effect (imagine a Venn diagram with study and sleep overlapping).</w:t>
+              <w:t xml:space="preserve">Assuming that study hours and sleep hours independently affect exam scores without considering their combined effect (imagine a Venn diagram with study and sleep overlapping).</w:t>
             </w:r>
           </w:p>
         </w:tc>
       </w:tr>
       <w:tr>
         <w:tc>
-          <w:tcPr>
-            <w:tcW w:w="2410" w:type="dxa"/>
-          </w:tcPr>
+          <w:tcPr/>
           <w:p>
             <w:pPr>
               <w:pStyle w:val="Compact"/>
+              <w:jc w:val="left"/>
             </w:pPr>
             <w:r>
-              <w:t xml:space="preserve">4. </w:t>
+              <w:t xml:space="preserve">4.</w:t>
+            </w:r>
+            <w:r>
+              <w:t xml:space="preserve"> </w:t>
             </w:r>
             <w:r>
               <w:rPr>
+                <w:bCs/>
                 <w:b/>
-                <w:bCs/>
               </w:rPr>
-              <w:t>Linearity</w:t>
+              <w:t xml:space="preserve">Linearity</w:t>
             </w:r>
           </w:p>
         </w:tc>
         <w:tc>
-          <w:tcPr>
-            <w:tcW w:w="3544" w:type="dxa"/>
-          </w:tcPr>
+          <w:tcPr/>
           <w:p>
             <w:pPr>
               <w:pStyle w:val="Compact"/>
+              <w:jc w:val="left"/>
             </w:pPr>
             <w:r>
-              <w:t>The relationship between predictors and the outcome is linear.</w:t>
+              <w:t xml:space="preserve">The relationship between predictors and the outcome is linear.</w:t>
             </w:r>
           </w:p>
         </w:tc>
         <w:tc>
-          <w:tcPr>
-            <w:tcW w:w="3406" w:type="dxa"/>
-          </w:tcPr>
+          <w:tcPr/>
           <w:p>
             <w:pPr>
               <w:pStyle w:val="Compact"/>
+              <w:jc w:val="left"/>
             </w:pPr>
             <w:r>
-              <w:t>Assuming plant growth will continue to increase indefinitely without ever levelling out.</w:t>
+              <w:t xml:space="preserve">Assuming plant growth will continue to increase indefinitely without ever levelling out.</w:t>
             </w:r>
           </w:p>
         </w:tc>
       </w:tr>
       <w:tr>
         <w:tc>
-          <w:tcPr>
-            <w:tcW w:w="2410" w:type="dxa"/>
-          </w:tcPr>
+          <w:tcPr/>
           <w:p>
             <w:pPr>
               <w:pStyle w:val="Compact"/>
+              <w:jc w:val="left"/>
             </w:pPr>
             <w:r>
-              <w:t xml:space="preserve">5. </w:t>
+              <w:t xml:space="preserve">5.</w:t>
+            </w:r>
+            <w:r>
+              <w:t xml:space="preserve"> </w:t>
             </w:r>
             <w:r>
               <w:rPr>
+                <w:bCs/>
                 <w:b/>
-                <w:bCs/>
               </w:rPr>
-              <w:t>Independence of Errors</w:t>
+              <w:t xml:space="preserve">Independence of Errors</w:t>
             </w:r>
           </w:p>
         </w:tc>
         <w:tc>
-          <w:tcPr>
-            <w:tcW w:w="3544" w:type="dxa"/>
-          </w:tcPr>
+          <w:tcPr/>
           <w:p>
             <w:pPr>
               <w:pStyle w:val="Compact"/>
+              <w:jc w:val="left"/>
             </w:pPr>
             <w:r>
-              <w:t>Observations are independent of each other. (Related to residual errors.)</w:t>
+              <w:t xml:space="preserve">Observations are independent of each other. (Related to residual errors.)</w:t>
             </w:r>
           </w:p>
         </w:tc>
         <w:tc>
-          <w:tcPr>
-            <w:tcW w:w="3406" w:type="dxa"/>
-          </w:tcPr>
+          <w:tcPr/>
           <w:p>
             <w:pPr>
               <w:pStyle w:val="Compact"/>
+              <w:jc w:val="left"/>
             </w:pPr>
             <w:r>
-              <w:t>If modelling height, the data come from the same group of children over time.</w:t>
+              <w:t xml:space="preserve">If modelling height, the data come from the same group of children over time.</w:t>
             </w:r>
           </w:p>
         </w:tc>
       </w:tr>
       <w:tr>
         <w:tc>
-          <w:tcPr>
-            <w:tcW w:w="2410" w:type="dxa"/>
-          </w:tcPr>
+          <w:tcPr/>
           <w:p>
             <w:pPr>
               <w:pStyle w:val="Compact"/>
+              <w:jc w:val="left"/>
             </w:pPr>
             <w:r>
-              <w:t xml:space="preserve">6. </w:t>
+              <w:t xml:space="preserve">6.</w:t>
+            </w:r>
+            <w:r>
+              <w:t xml:space="preserve"> </w:t>
             </w:r>
             <w:r>
               <w:rPr>
+                <w:bCs/>
                 <w:b/>
-                <w:bCs/>
               </w:rPr>
-              <w:t>Equal Variance of Errors</w:t>
+              <w:t xml:space="preserve">Equal Variance of Errors</w:t>
             </w:r>
           </w:p>
         </w:tc>
         <w:tc>
-          <w:tcPr>
-            <w:tcW w:w="3544" w:type="dxa"/>
-          </w:tcPr>
+          <w:tcPr/>
           <w:p>
             <w:pPr>
               <w:pStyle w:val="Compact"/>
+              <w:jc w:val="left"/>
             </w:pPr>
             <w:r>
-              <w:t>Residuals have constant variance across all levels of predictors (“homoscedasticity”). (Related to residual errors.)</w:t>
+              <w:t xml:space="preserve">Residuals have constant variance across all levels of predictors (</w:t>
+            </w:r>
+            <w:r>
+              <w:t xml:space="preserve">“</w:t>
+            </w:r>
+            <w:r>
+              <w:t xml:space="preserve">homoscedasticity</w:t>
+            </w:r>
+            <w:r>
+              <w:t xml:space="preserve">”</w:t>
+            </w:r>
+            <w:r>
+              <w:t xml:space="preserve">). (Related to residual errors.)</w:t>
             </w:r>
           </w:p>
         </w:tc>
         <w:tc>
-          <w:tcPr>
-            <w:tcW w:w="3406" w:type="dxa"/>
-          </w:tcPr>
+          <w:tcPr/>
           <w:p>
             <w:pPr>
               <w:pStyle w:val="Compact"/>
+              <w:jc w:val="left"/>
             </w:pPr>
             <w:r>
-              <w:t>If modelling income, variability in salaries is not the same across all levels of a company’s hierarchy.</w:t>
+              <w:t xml:space="preserve">If modelling income, variability in salaries is not the same across all levels of a company’s hierarchy.</w:t>
             </w:r>
           </w:p>
         </w:tc>
       </w:tr>
       <w:tr>
         <w:tc>
-          <w:tcPr>
-            <w:tcW w:w="2410" w:type="dxa"/>
-          </w:tcPr>
+          <w:tcPr/>
           <w:p>
             <w:pPr>
               <w:pStyle w:val="Compact"/>
+              <w:jc w:val="left"/>
             </w:pPr>
             <w:r>
-              <w:t xml:space="preserve">7. </w:t>
+              <w:t xml:space="preserve">7.</w:t>
+            </w:r>
+            <w:r>
+              <w:t xml:space="preserve"> </w:t>
             </w:r>
             <w:r>
               <w:rPr>
+                <w:bCs/>
                 <w:b/>
-                <w:bCs/>
               </w:rPr>
-              <w:t>Normality of Errors</w:t>
+              <w:t xml:space="preserve">Normality of Errors</w:t>
             </w:r>
           </w:p>
         </w:tc>
         <w:tc>
-          <w:tcPr>
-            <w:tcW w:w="3544" w:type="dxa"/>
-          </w:tcPr>
+          <w:tcPr/>
           <w:p>
             <w:pPr>
               <w:pStyle w:val="Compact"/>
+              <w:jc w:val="left"/>
             </w:pPr>
             <w:r>
-              <w:t>Residuals should be normally distributed. (Related to residual errors.)</w:t>
+              <w:t xml:space="preserve">Residuals should be normally distributed. (Related to residual errors.)</w:t>
             </w:r>
           </w:p>
         </w:tc>
         <w:tc>
-          <w:tcPr>
-            <w:tcW w:w="3406" w:type="dxa"/>
-          </w:tcPr>
+          <w:tcPr/>
           <w:p>
             <w:pPr>
               <w:pStyle w:val="Compact"/>
+              <w:jc w:val="left"/>
             </w:pPr>
             <w:r>
-              <w:t>If modelling income, the presence of any extremely wealthy individuals will be hard for the model to understand and explain.</w:t>
+              <w:t xml:space="preserve">If modelling income, the presence of any extremely wealthy individuals will be hard for the model to understand and explain.</w:t>
             </w:r>
           </w:p>
         </w:tc>
@@ -1351,7 +799,25 @@
         <w:pStyle w:val="BodyText"/>
       </w:pPr>
       <w:r>
-        <w:t>For this exercise, form groups of two to four at your table. Your task is to come up with seven datasets that you believe are likely to violate assumptions one to seven in the above table. Once you have come up with an example for a given assumption, choose one of your group to upload your example the MyAberdeen discussion board, such that we build up a “portfolio” of lousy datasets.</w:t>
+        <w:t xml:space="preserve">For this exercise, form groups of two to four at your table. Your task is to come up with seven datasets that you believe are likely to violate assumptions one to seven in the above table. Once you have come up with an example for a given assumption, choose one of your group to upload your example the MyAberdeen discussion board, such that we build up a</w:t>
+      </w:r>
+      <w:r>
+        <w:t xml:space="preserve"> </w:t>
+      </w:r>
+      <w:r>
+        <w:t xml:space="preserve">“</w:t>
+      </w:r>
+      <w:r>
+        <w:t xml:space="preserve">portfolio</w:t>
+      </w:r>
+      <w:r>
+        <w:t xml:space="preserve">”</w:t>
+      </w:r>
+      <w:r>
+        <w:t xml:space="preserve"> </w:t>
+      </w:r>
+      <w:r>
+        <w:t xml:space="preserve">of lousy datasets.</w:t>
       </w:r>
     </w:p>
     <w:p>
@@ -1359,149 +825,247 @@
         <w:pStyle w:val="BodyText"/>
       </w:pPr>
       <w:r>
-        <w:lastRenderedPageBreak/>
-        <w:t>If it helps, you can think of this exercise as essentially asking you to be a terrible scientist. For each assumption, think of an experiment or how you might collect data in such a way as to violate one of these assumptions. You might decide to focus on trying to come up with a lousy experiment to understand, which you do in the qorst possible way:</w:t>
+        <w:t xml:space="preserve">If it helps, you can think of this exercise as essentially asking you to be a terrible scientist. For each assumption, think of an experiment or how you might collect data in such a way as to violate one of these assumptions. You might decide to focus on trying to come up with a lousy experiment to understand, which you do in the worst possible way:</w:t>
       </w:r>
     </w:p>
     <w:p>
       <w:pPr>
         <w:numPr>
           <w:ilvl w:val="0"/>
-          <w:numId w:val="7"/>
+          <w:numId w:val="1003"/>
         </w:numPr>
       </w:pPr>
       <w:r>
-        <w:t xml:space="preserve">Ostrich wing length (e.g. “we measured wing length by looking at the wing through binocs and guessing to the nearest mm” - </w:t>
+        <w:t xml:space="preserve">Ostrich wing length (e.g. </w:t>
+      </w:r>
+      <w:r>
+        <w:t xml:space="preserve">“</w:t>
+      </w:r>
+      <w:r>
+        <w:t xml:space="preserve">we measured wing length by looking at the wing through binocs and guessing to the nearest mm</w:t>
+      </w:r>
+      <w:r>
+        <w:t xml:space="preserve">”</w:t>
+      </w:r>
+      <w:r>
+        <w:t xml:space="preserve"> </w:t>
+      </w:r>
+      <w:r>
+        <w:t xml:space="preserve">-</w:t>
+      </w:r>
+      <w:r>
+        <w:t xml:space="preserve"> </w:t>
       </w:r>
       <w:r>
         <w:rPr>
+          <w:bCs/>
           <w:b/>
-          <w:bCs/>
         </w:rPr>
-        <w:t>Validity</w:t>
-      </w:r>
-      <w:r>
-        <w:t>)</w:t>
+        <w:t xml:space="preserve">Validity</w:t>
+      </w:r>
+      <w:r>
+        <w:t xml:space="preserve">)</w:t>
       </w:r>
     </w:p>
     <w:p>
       <w:pPr>
         <w:numPr>
           <w:ilvl w:val="0"/>
-          <w:numId w:val="7"/>
+          <w:numId w:val="1003"/>
         </w:numPr>
       </w:pPr>
       <w:r>
-        <w:t xml:space="preserve">European otter density (e.g. “we measured the density of European otters in Tokyo zoo to understand otter dynamics in Spain” - </w:t>
+        <w:t xml:space="preserve">European otter density (e.g. </w:t>
+      </w:r>
+      <w:r>
+        <w:t xml:space="preserve">“</w:t>
+      </w:r>
+      <w:r>
+        <w:t xml:space="preserve">we measured the density of European otters in Tokyo zoo to understand otter dynamics in Spain</w:t>
+      </w:r>
+      <w:r>
+        <w:t xml:space="preserve">”</w:t>
+      </w:r>
+      <w:r>
+        <w:t xml:space="preserve"> </w:t>
+      </w:r>
+      <w:r>
+        <w:t xml:space="preserve">-</w:t>
+      </w:r>
+      <w:r>
+        <w:t xml:space="preserve"> </w:t>
       </w:r>
       <w:r>
         <w:rPr>
+          <w:bCs/>
           <w:b/>
-          <w:bCs/>
         </w:rPr>
-        <w:t>Representativeness</w:t>
-      </w:r>
-      <w:r>
-        <w:t>)</w:t>
+        <w:t xml:space="preserve">Representativeness</w:t>
+      </w:r>
+      <w:r>
+        <w:t xml:space="preserve">)</w:t>
       </w:r>
     </w:p>
     <w:p>
       <w:pPr>
         <w:numPr>
           <w:ilvl w:val="0"/>
-          <w:numId w:val="7"/>
+          <w:numId w:val="1003"/>
         </w:numPr>
       </w:pPr>
       <w:r>
-        <w:t xml:space="preserve">Plant disease occurrence (e.g. “we assume residual error [difference between prediction and truth] of number of pathogens will be constant as a plant becomes older” - </w:t>
+        <w:t xml:space="preserve">Plant disease occurrence (e.g. </w:t>
+      </w:r>
+      <w:r>
+        <w:t xml:space="preserve">“</w:t>
+      </w:r>
+      <w:r>
+        <w:t xml:space="preserve">we assume residual error [difference between prediction and truth] of number of pathogens will be constant as a plant becomes older</w:t>
+      </w:r>
+      <w:r>
+        <w:t xml:space="preserve">”</w:t>
+      </w:r>
+      <w:r>
+        <w:t xml:space="preserve"> </w:t>
+      </w:r>
+      <w:r>
+        <w:t xml:space="preserve">-</w:t>
+      </w:r>
+      <w:r>
+        <w:t xml:space="preserve"> </w:t>
       </w:r>
       <w:r>
         <w:rPr>
+          <w:bCs/>
           <w:b/>
-          <w:bCs/>
         </w:rPr>
-        <w:t>Equal Variance of Errors</w:t>
-      </w:r>
-      <w:r>
-        <w:t>)</w:t>
+        <w:t xml:space="preserve">Equal Variance of Errors</w:t>
+      </w:r>
+      <w:r>
+        <w:t xml:space="preserve">)</w:t>
       </w:r>
     </w:p>
     <w:p>
       <w:pPr>
         <w:numPr>
           <w:ilvl w:val="0"/>
-          <w:numId w:val="7"/>
+          <w:numId w:val="1003"/>
         </w:numPr>
       </w:pPr>
       <w:r>
-        <w:t xml:space="preserve">Dolphin weight (e.g. “we assume that dolphins will continue to grow at the same rate throughout their lives” - </w:t>
+        <w:t xml:space="preserve">Dolphin weight (e.g. </w:t>
+      </w:r>
+      <w:r>
+        <w:t xml:space="preserve">“</w:t>
+      </w:r>
+      <w:r>
+        <w:t xml:space="preserve">we assume that dolphins will continue to grow at the same rate throughout their lives</w:t>
+      </w:r>
+      <w:r>
+        <w:t xml:space="preserve">”</w:t>
+      </w:r>
+      <w:r>
+        <w:t xml:space="preserve"> </w:t>
+      </w:r>
+      <w:r>
+        <w:t xml:space="preserve">-</w:t>
+      </w:r>
+      <w:r>
+        <w:t xml:space="preserve"> </w:t>
       </w:r>
       <w:r>
         <w:rPr>
+          <w:bCs/>
           <w:b/>
-          <w:bCs/>
         </w:rPr>
-        <w:t>Linearity</w:t>
-      </w:r>
-      <w:r>
-        <w:t>)</w:t>
+        <w:t xml:space="preserve">Linearity</w:t>
+      </w:r>
+      <w:r>
+        <w:t xml:space="preserve">)</w:t>
       </w:r>
     </w:p>
     <w:p>
       <w:pPr>
         <w:numPr>
           <w:ilvl w:val="0"/>
-          <w:numId w:val="7"/>
+          <w:numId w:val="1003"/>
         </w:numPr>
       </w:pPr>
       <w:r>
-        <w:t xml:space="preserve">Number of corrupt politicians (e.g. “we assume most politicians are similar and that it’s not just one or two that are extremely corrupt” - </w:t>
+        <w:t xml:space="preserve">Number of corrupt politicians (e.g. </w:t>
+      </w:r>
+      <w:r>
+        <w:t xml:space="preserve">“</w:t>
+      </w:r>
+      <w:r>
+        <w:t xml:space="preserve">we assume most politicians are similar and that it’s not just one or two that are extremely corrupt</w:t>
+      </w:r>
+      <w:r>
+        <w:t xml:space="preserve">”</w:t>
+      </w:r>
+      <w:r>
+        <w:t xml:space="preserve"> </w:t>
+      </w:r>
+      <w:r>
+        <w:t xml:space="preserve">-</w:t>
+      </w:r>
+      <w:r>
+        <w:t xml:space="preserve"> </w:t>
       </w:r>
       <w:r>
         <w:rPr>
+          <w:bCs/>
           <w:b/>
+        </w:rPr>
+        <w:t xml:space="preserve">Normality of Errors</w:t>
+      </w:r>
+      <w:r>
+        <w:t xml:space="preserve">)</w:t>
+      </w:r>
+    </w:p>
+    <w:p>
+      <w:pPr>
+        <w:pStyle w:val="FirstParagraph"/>
+      </w:pPr>
+      <w:r>
+        <w:t xml:space="preserve">You’re by no means limited to the silly examples above. Feel free to think of your own silly (or not) example datasets/context.</w:t>
+      </w:r>
+    </w:p>
+    <w:p>
+      <w:pPr>
+        <w:pStyle w:val="BodyText"/>
+      </w:pPr>
+      <w:r>
+        <w:t xml:space="preserve">To ensure that we have examples for each assumption, within your group, have one person run the following code to determine the order of assumptions (from 1.</w:t>
+      </w:r>
+      <w:r>
+        <w:t xml:space="preserve"> </w:t>
+      </w:r>
+      <w:r>
+        <w:rPr>
           <w:bCs/>
+          <w:b/>
         </w:rPr>
-        <w:t>Normality of Errors</w:t>
-      </w:r>
-      <w:r>
-        <w:t>)</w:t>
-      </w:r>
-    </w:p>
-    <w:p>
-      <w:pPr>
-        <w:pStyle w:val="FirstParagraph"/>
-      </w:pPr>
-      <w:r>
-        <w:t>You’re by no means limited to the silly examples above. Feel free to think of your own silly (or not) example datasets/context.</w:t>
-      </w:r>
-    </w:p>
-    <w:p>
-      <w:pPr>
-        <w:pStyle w:val="BodyText"/>
-      </w:pPr>
-      <w:r>
-        <w:t xml:space="preserve">To ensure that we have examples for each assumption, within your group, have one person run the following code to determine the order of assumptions (from 1. </w:t>
+        <w:t xml:space="preserve">Validity</w:t>
+      </w:r>
+      <w:r>
+        <w:t xml:space="preserve"> </w:t>
+      </w:r>
+      <w:r>
+        <w:t xml:space="preserve">to 7.</w:t>
+      </w:r>
+      <w:r>
+        <w:t xml:space="preserve"> </w:t>
       </w:r>
       <w:r>
         <w:rPr>
+          <w:bCs/>
           <w:b/>
-          <w:bCs/>
         </w:rPr>
-        <w:t>Validity</w:t>
-      </w:r>
-      <w:r>
-        <w:t xml:space="preserve"> to 7. </w:t>
-      </w:r>
-      <w:r>
-        <w:rPr>
-          <w:b/>
-          <w:bCs/>
-        </w:rPr>
-        <w:t>Normality of Errors</w:t>
-      </w:r>
-      <w:r>
-        <w:t>) that you will work through:</w:t>
+        <w:t xml:space="preserve">Normality of Errors</w:t>
+      </w:r>
+      <w:r>
+        <w:t xml:space="preserve">) that you will work through:</w:t>
       </w:r>
     </w:p>
     <w:p>
@@ -1512,7 +1076,7 @@
         <w:rPr>
           <w:rStyle w:val="CommentTok"/>
         </w:rPr>
-        <w:t># The code below is essentially a lottery machine</w:t>
+        <w:t xml:space="preserve"># The code below is essentially a lottery machine</w:t>
       </w:r>
       <w:r>
         <w:br/>
@@ -1521,7 +1085,7 @@
         <w:rPr>
           <w:rStyle w:val="CommentTok"/>
         </w:rPr>
-        <w:t># x = are the options you want to be selected from (here "1 to 7" or 1:7)</w:t>
+        <w:t xml:space="preserve"># x = are the options you want to be selected from (here "1 to 7" or 1:7)</w:t>
       </w:r>
       <w:r>
         <w:br/>
@@ -1530,7 +1094,7 @@
         <w:rPr>
           <w:rStyle w:val="CommentTok"/>
         </w:rPr>
-        <w:t># size = the number of draws you want made</w:t>
+        <w:t xml:space="preserve"># size = the number of draws you want made</w:t>
       </w:r>
       <w:r>
         <w:br/>
@@ -1539,16 +1103,7 @@
         <w:rPr>
           <w:rStyle w:val="CommentTok"/>
         </w:rPr>
-        <w:t xml:space="preserve"># replace = FALSE determines if, once one of x has been selected, </w:t>
-      </w:r>
-      <w:r>
-        <w:br/>
-      </w:r>
-      <w:r>
-        <w:rPr>
-          <w:rStyle w:val="CommentTok"/>
-        </w:rPr>
-        <w:t># if it can still be selected in subsequent draws</w:t>
+        <w:t xml:space="preserve"># replace = FALSE says that once a number has been selected, it cannot be selected again</w:t>
       </w:r>
       <w:r>
         <w:br/>
@@ -1557,19 +1112,19 @@
         <w:rPr>
           <w:rStyle w:val="FunctionTok"/>
         </w:rPr>
-        <w:t>sample</w:t>
+        <w:t xml:space="preserve">sample</w:t>
       </w:r>
       <w:r>
         <w:rPr>
           <w:rStyle w:val="NormalTok"/>
         </w:rPr>
-        <w:t>(</w:t>
+        <w:t xml:space="preserve">(</w:t>
       </w:r>
       <w:r>
         <w:rPr>
           <w:rStyle w:val="AttributeTok"/>
         </w:rPr>
-        <w:t>x =</w:t>
+        <w:t xml:space="preserve">x =</w:t>
       </w:r>
       <w:r>
         <w:rPr>
@@ -1581,19 +1136,19 @@
         <w:rPr>
           <w:rStyle w:val="DecValTok"/>
         </w:rPr>
-        <w:t>1</w:t>
+        <w:t xml:space="preserve">1</w:t>
       </w:r>
       <w:r>
         <w:rPr>
           <w:rStyle w:val="SpecialCharTok"/>
         </w:rPr>
-        <w:t>:</w:t>
+        <w:t xml:space="preserve">:</w:t>
       </w:r>
       <w:r>
         <w:rPr>
           <w:rStyle w:val="DecValTok"/>
         </w:rPr>
-        <w:t>7</w:t>
+        <w:t xml:space="preserve">7</w:t>
       </w:r>
       <w:r>
         <w:rPr>
@@ -1605,7 +1160,7 @@
         <w:rPr>
           <w:rStyle w:val="AttributeTok"/>
         </w:rPr>
-        <w:t>size =</w:t>
+        <w:t xml:space="preserve">size =</w:t>
       </w:r>
       <w:r>
         <w:rPr>
@@ -1617,7 +1172,7 @@
         <w:rPr>
           <w:rStyle w:val="DecValTok"/>
         </w:rPr>
-        <w:t>7</w:t>
+        <w:t xml:space="preserve">7</w:t>
       </w:r>
       <w:r>
         <w:rPr>
@@ -1629,7 +1184,7 @@
         <w:rPr>
           <w:rStyle w:val="AttributeTok"/>
         </w:rPr>
-        <w:t>replace =</w:t>
+        <w:t xml:space="preserve">replace =</w:t>
       </w:r>
       <w:r>
         <w:rPr>
@@ -1641,13 +1196,13 @@
         <w:rPr>
           <w:rStyle w:val="ConstantTok"/>
         </w:rPr>
-        <w:t>FALSE</w:t>
+        <w:t xml:space="preserve">FALSE</w:t>
       </w:r>
       <w:r>
         <w:rPr>
           <w:rStyle w:val="NormalTok"/>
         </w:rPr>
-        <w:t>)</w:t>
+        <w:t xml:space="preserve">)</w:t>
       </w:r>
     </w:p>
     <w:p>
@@ -1655,61 +1210,63 @@
         <w:pStyle w:val="FirstParagraph"/>
       </w:pPr>
       <w:r>
-        <w:t>If you are unsure what to do, please ask a member of staff, and also discuss your ideas with them during this first task.</w:t>
-      </w:r>
-    </w:p>
+        <w:t xml:space="preserve">If you are unsure what to do, please ask a member of staff, and also discuss your ideas with them during this first task.</w:t>
+      </w:r>
+    </w:p>
+    <w:bookmarkEnd w:id="22"/>
+    <w:bookmarkStart w:id="27" w:name="task-2"/>
     <w:p>
       <w:pPr>
         <w:pStyle w:val="Heading1"/>
       </w:pPr>
-      <w:bookmarkStart w:id="6" w:name="task-2"/>
-      <w:bookmarkStart w:id="7" w:name="_Toc176783176"/>
-      <w:bookmarkEnd w:id="4"/>
-      <w:r>
-        <w:t>Task 2</w:t>
-      </w:r>
-      <w:bookmarkEnd w:id="7"/>
+      <w:r>
+        <w:t xml:space="preserve">Task 2</w:t>
+      </w:r>
     </w:p>
     <w:p>
       <w:pPr>
         <w:pStyle w:val="FirstParagraph"/>
       </w:pPr>
       <w:r>
-        <w:t xml:space="preserve">Still within your groups, visit the following </w:t>
-      </w:r>
-      <w:hyperlink r:id="rId7">
+        <w:t xml:space="preserve">Still within your groups, visit the following</w:t>
+      </w:r>
+      <w:r>
+        <w:t xml:space="preserve"> </w:t>
+      </w:r>
+      <w:hyperlink r:id="rId23">
         <w:r>
           <w:rPr>
             <w:rStyle w:val="Hyperlink"/>
           </w:rPr>
-          <w:t>NBN atlas</w:t>
+          <w:t xml:space="preserve">NBN atlas</w:t>
         </w:r>
       </w:hyperlink>
       <w:r>
-        <w:t xml:space="preserve"> web page. This page contains all recordings of red deer in the UK. Spend some time exploring this page, as well as finding out how the data is collected.</w:t>
-      </w:r>
-    </w:p>
+        <w:t xml:space="preserve"> </w:t>
+      </w:r>
+      <w:r>
+        <w:t xml:space="preserve">web page. This page contains all recordings of red deer in the UK. Spend some time exploring this page, as well as finding out how the data is collected.</w:t>
+      </w:r>
+    </w:p>
+    <w:bookmarkStart w:id="25" w:name="question-set-one"/>
     <w:p>
       <w:pPr>
         <w:pStyle w:val="Heading2"/>
       </w:pPr>
-      <w:bookmarkStart w:id="8" w:name="question-set-one"/>
-      <w:bookmarkStart w:id="9" w:name="_Toc176783177"/>
-      <w:r>
-        <w:t>Question Set One</w:t>
-      </w:r>
-      <w:bookmarkEnd w:id="9"/>
-    </w:p>
-    <w:p>
-      <w:pPr>
-        <w:pStyle w:val="Compact"/>
+      <w:r>
+        <w:t xml:space="preserve">Question Set One</w:t>
+      </w:r>
+    </w:p>
+    <w:p>
+      <w:pPr>
         <w:numPr>
           <w:ilvl w:val="0"/>
-          <w:numId w:val="8"/>
+          <w:numId w:val="1004"/>
         </w:numPr>
-      </w:pPr>
-      <w:r>
-        <w:t>Using this dataset, consider which assumptions it is most likely to violate.</w:t>
+        <w:pStyle w:val="Compact"/>
+      </w:pPr>
+      <w:r>
+        <w:t xml:space="preserve">Using this dataset, consider which assumptions it is most likely to violate.</w:t>
       </w:r>
     </w:p>
     <w:p>
@@ -1717,115 +1274,131 @@
         <w:pStyle w:val="FirstParagraph"/>
       </w:pPr>
       <w:r>
-        <w:t xml:space="preserve">Having done this, compare the </w:t>
-      </w:r>
-      <w:hyperlink r:id="rId8">
+        <w:t xml:space="preserve">Having done this, compare the</w:t>
+      </w:r>
+      <w:r>
+        <w:t xml:space="preserve"> </w:t>
+      </w:r>
+      <w:hyperlink r:id="rId23">
         <w:r>
           <w:rPr>
             <w:rStyle w:val="Hyperlink"/>
           </w:rPr>
-          <w:t>NBN atlas</w:t>
+          <w:t xml:space="preserve">NBN atlas</w:t>
         </w:r>
       </w:hyperlink>
       <w:r>
-        <w:t xml:space="preserve"> with the </w:t>
-      </w:r>
-      <w:hyperlink r:id="rId9">
+        <w:t xml:space="preserve"> </w:t>
+      </w:r>
+      <w:r>
+        <w:t xml:space="preserve">with the</w:t>
+      </w:r>
+      <w:r>
+        <w:t xml:space="preserve"> </w:t>
+      </w:r>
+      <w:hyperlink r:id="rId24">
         <w:r>
           <w:rPr>
             <w:rStyle w:val="Hyperlink"/>
           </w:rPr>
-          <w:t>IUCN</w:t>
+          <w:t xml:space="preserve">IUCN</w:t>
         </w:r>
       </w:hyperlink>
       <w:r>
-        <w:t>.</w:t>
-      </w:r>
-    </w:p>
+        <w:t xml:space="preserve">.</w:t>
+      </w:r>
+    </w:p>
+    <w:bookmarkEnd w:id="25"/>
+    <w:bookmarkStart w:id="26" w:name="question-set-two"/>
     <w:p>
       <w:pPr>
         <w:pStyle w:val="Heading2"/>
       </w:pPr>
-      <w:bookmarkStart w:id="10" w:name="question-set-two"/>
-      <w:bookmarkStart w:id="11" w:name="_Toc176783178"/>
-      <w:bookmarkEnd w:id="8"/>
-      <w:r>
-        <w:lastRenderedPageBreak/>
-        <w:t>Question Set Two</w:t>
-      </w:r>
-      <w:bookmarkEnd w:id="11"/>
+      <w:r>
+        <w:t xml:space="preserve">Question Set Two</w:t>
+      </w:r>
     </w:p>
     <w:p>
       <w:pPr>
         <w:numPr>
           <w:ilvl w:val="0"/>
-          <w:numId w:val="9"/>
+          <w:numId w:val="1005"/>
         </w:numPr>
       </w:pPr>
       <w:r>
-        <w:t>How reliable do you think the IUCN geographic range is for the UK?</w:t>
+        <w:t xml:space="preserve">How reliable do you think the IUCN geographic range is for the UK?</w:t>
       </w:r>
     </w:p>
     <w:p>
       <w:pPr>
         <w:numPr>
           <w:ilvl w:val="0"/>
-          <w:numId w:val="9"/>
+          <w:numId w:val="1005"/>
         </w:numPr>
       </w:pPr>
       <w:r>
-        <w:t>Do you think the non-UK geographic range is as reliable or less so?</w:t>
+        <w:t xml:space="preserve">Do you think the non-UK geographic range is as reliable or less so?</w:t>
       </w:r>
     </w:p>
     <w:p>
       <w:pPr>
         <w:numPr>
           <w:ilvl w:val="0"/>
-          <w:numId w:val="9"/>
+          <w:numId w:val="1005"/>
         </w:numPr>
       </w:pPr>
       <w:r>
-        <w:t>Do you think there is any value in the IUCN geographic range for decision making?</w:t>
-      </w:r>
-    </w:p>
+        <w:t xml:space="preserve">Do you think there is any value in the IUCN geographic range for decision making?</w:t>
+      </w:r>
+    </w:p>
+    <w:bookmarkEnd w:id="26"/>
+    <w:bookmarkEnd w:id="27"/>
+    <w:bookmarkStart w:id="29" w:name="task-3"/>
     <w:p>
       <w:pPr>
         <w:pStyle w:val="Heading1"/>
       </w:pPr>
-      <w:bookmarkStart w:id="12" w:name="task-3"/>
-      <w:bookmarkStart w:id="13" w:name="_Toc176783179"/>
-      <w:bookmarkEnd w:id="10"/>
-      <w:bookmarkEnd w:id="6"/>
-      <w:r>
-        <w:t>Task 3</w:t>
-      </w:r>
-      <w:bookmarkEnd w:id="13"/>
+      <w:r>
+        <w:t xml:space="preserve">Task 3</w:t>
+      </w:r>
     </w:p>
     <w:p>
       <w:pPr>
         <w:pStyle w:val="FirstParagraph"/>
       </w:pPr>
       <w:r>
-        <w:t xml:space="preserve">Return to the </w:t>
+        <w:t xml:space="preserve">Return to the</w:t>
+      </w:r>
+      <w:r>
+        <w:t xml:space="preserve"> </w:t>
       </w:r>
       <w:r>
         <w:rPr>
           <w:rStyle w:val="VerbatimChar"/>
         </w:rPr>
-        <w:t>alligator_bite.txt</w:t>
-      </w:r>
-      <w:r>
-        <w:t xml:space="preserve"> dataset from the first workshop. We did not give you any information as to </w:t>
+        <w:t xml:space="preserve">alligator_bite.txt</w:t>
+      </w:r>
+      <w:r>
+        <w:t xml:space="preserve"> </w:t>
+      </w:r>
+      <w:r>
+        <w:t xml:space="preserve">dataset from the first workshop. We did not give you any information as to</w:t>
+      </w:r>
+      <w:r>
+        <w:t xml:space="preserve"> </w:t>
       </w:r>
       <w:r>
         <w:rPr>
+          <w:iCs/>
           <w:i/>
-          <w:iCs/>
         </w:rPr>
-        <w:t>how</w:t>
-      </w:r>
-      <w:r>
-        <w:t xml:space="preserve"> the data were collected, so gauging how likely it was to meet or violate assumptions is difficult (but not impossible). To allow you to do so now, here is a description of data collection:</w:t>
+        <w:t xml:space="preserve">how</w:t>
+      </w:r>
+      <w:r>
+        <w:t xml:space="preserve"> </w:t>
+      </w:r>
+      <w:r>
+        <w:t xml:space="preserve">the data were collected, so gauging how likely it was to meet or violate assumptions is difficult (but not impossible). To allow you to do so now, here is a description of data collection:</w:t>
       </w:r>
     </w:p>
     <w:p>
@@ -1833,10 +1406,7 @@
         <w:pStyle w:val="BlockText"/>
       </w:pPr>
       <w:r>
-        <w:t>Each alligator was retrieved from a communal pond containing 100 alligators. Although the alligators were not individually tagged, farm staff were able to identify each one, ensuring that observations were independent. After retrieval, the alligator was blindfolded and moved to a safe and secure location. Once secured, the alligator was restrained by up to three technicians while its length was measured. To measure the length, two additional technicians used a tape measure from the tip of the nose to the ti</w:t>
-      </w:r>
-      <w:r>
-        <w:t>p of the tail. The tape was passed under the restraining technicians when possible to ensure accurate measurements. Lengths were recorded in centimetres, with one decimal point.</w:t>
+        <w:t xml:space="preserve">Each alligator was retrieved from a communal pond containing 100 alligators. Although the alligators were not individually tagged, farm staff were able to identify each one, ensuring that observations were independent. After retrieval, the alligator was blindfolded and moved to a safe and secure location. Once secured, the alligator was restrained by up to three technicians while its length was measured. To measure the length, two additional technicians used a tape measure from the tip of the nose to the tip of the tail. The tape was passed under the restraining technicians when possible to ensure accurate measurements. Lengths were recorded in centimetres, with one decimal point.</w:t>
       </w:r>
     </w:p>
     <w:p>
@@ -1844,91 +1414,68 @@
         <w:pStyle w:val="BlockText"/>
       </w:pPr>
       <w:r>
-        <w:t>After measuring length, the blindfold was removed, and a modified gnathodynamometer was used to measure bite force in pounds per square inch. Since alligators may not immediately bite the gnathodynamometer, the device was placed in the alligator’s mouth for up to 60 seconds to capture an appropriate bite strength. Once all measurements were taken, the alligator was returned to the pond before the next individual was retrieved.</w:t>
-      </w:r>
-    </w:p>
+        <w:t xml:space="preserve">After measuring length, the blindfold was removed, and a modified gnathodynamometer was used to measure bite force in pounds per square inch. Since alligators may not immediately bite the gnathodynamometer, the device was placed in the alligator’s mouth for up to 60 seconds to capture an appropriate bite strength. Once all measurements were taken, the alligator was returned to the pond before the next individual was retrieved.</w:t>
+      </w:r>
+    </w:p>
+    <w:bookmarkStart w:id="28" w:name="question-set-three"/>
     <w:p>
       <w:pPr>
         <w:pStyle w:val="Heading2"/>
       </w:pPr>
-      <w:bookmarkStart w:id="14" w:name="question-set-three"/>
-      <w:bookmarkStart w:id="15" w:name="_Toc176783180"/>
-      <w:r>
-        <w:t>Question Set Three</w:t>
-      </w:r>
-      <w:bookmarkEnd w:id="15"/>
+      <w:r>
+        <w:t xml:space="preserve">Question Set Three</w:t>
+      </w:r>
     </w:p>
     <w:p>
       <w:pPr>
         <w:numPr>
           <w:ilvl w:val="0"/>
-          <w:numId w:val="10"/>
+          <w:numId w:val="1006"/>
         </w:numPr>
       </w:pPr>
       <w:r>
-        <w:t>With the alligator dataset and data collection description, state which assumptions you believe may be most likely to be violated.</w:t>
+        <w:t xml:space="preserve">With the alligator dataset and data collection description, state which assumptions you believe may be most likely to be violated.</w:t>
       </w:r>
     </w:p>
     <w:p>
       <w:pPr>
         <w:numPr>
           <w:ilvl w:val="0"/>
-          <w:numId w:val="10"/>
+          <w:numId w:val="1006"/>
         </w:numPr>
       </w:pPr>
       <w:r>
-        <w:t>Describe how the data collection could have been improved on such that the assumptions would be more likely to be met.</w:t>
-      </w:r>
-    </w:p>
-    <w:bookmarkEnd w:id="14"/>
-    <w:bookmarkEnd w:id="12"/>
+        <w:t xml:space="preserve">Describe how the data collection could have been improved on such that the assumptions would be more likely to be met.</w:t>
+      </w:r>
+    </w:p>
+    <w:bookmarkEnd w:id="28"/>
+    <w:bookmarkEnd w:id="29"/>
     <w:sectPr>
-      <w:pgSz w:w="12240" w:h="15840"/>
-      <w:pgMar w:top="1440" w:right="1440" w:bottom="1440" w:left="1440" w:header="720" w:footer="720" w:gutter="0"/>
+      <w:pgSz w:h="15840" w:w="12240"/>
+      <w:pgMar w:bottom="1440" w:footer="720" w:gutter="0" w:header="720" w:left="1440" w:right="1440" w:top="1440"/>
       <w:cols w:space="720"/>
     </w:sectPr>
   </w:body>
 </w:document>
 </file>
 
-<file path=word/endnotes.xml><?xml version="1.0" encoding="utf-8"?>
-<w:endnotes xmlns:wpc="http://schemas.microsoft.com/office/word/2010/wordprocessingCanvas" xmlns:cx="http://schemas.microsoft.com/office/drawing/2014/chartex" xmlns:cx1="http://schemas.microsoft.com/office/drawing/2015/9/8/chartex" xmlns:cx2="http://schemas.microsoft.com/office/drawing/2015/10/21/chartex" xmlns:cx3="http://schemas.microsoft.com/office/drawing/2016/5/9/chartex" xmlns:cx4="http://schemas.microsoft.com/office/drawing/2016/5/10/chartex" xmlns:cx5="http://schemas.microsoft.com/office/drawing/2016/5/11/chartex" xmlns:cx6="http://schemas.microsoft.com/office/drawing/2016/5/12/chartex" xmlns:cx7="http://schemas.microsoft.com/office/drawing/2016/5/13/chartex" xmlns:cx8="http://schemas.microsoft.com/office/drawing/2016/5/14/chartex" xmlns:mc="http://schemas.openxmlformats.org/markup-compatibility/2006" xmlns:aink="http://schemas.microsoft.com/office/drawing/2016/ink" xmlns:am3d="http://schemas.microsoft.com/office/drawing/2017/model3d" xmlns:o="urn:schemas-microsoft-com:office:office" xmlns:oel="http://schemas.microsoft.com/office/2019/extlst" xmlns:r="http://schemas.openxmlformats.org/officeDocument/2006/relationships" xmlns:m="http://schemas.openxmlformats.org/officeDocument/2006/math" xmlns:v="urn:schemas-microsoft-com:vml" xmlns:wp14="http://schemas.microsoft.com/office/word/2010/wordprocessingDrawing" xmlns:wp="http://schemas.openxmlformats.org/drawingml/2006/wordprocessingDrawing" xmlns:w10="urn:schemas-microsoft-com:office:word" xmlns:w="http://schemas.openxmlformats.org/wordprocessingml/2006/main" xmlns:w14="http://schemas.microsoft.com/office/word/2010/wordml" xmlns:w15="http://schemas.microsoft.com/office/word/2012/wordml" xmlns:w16cex="http://schemas.microsoft.com/office/word/2018/wordml/cex" xmlns:w16cid="http://schemas.microsoft.com/office/word/2016/wordml/cid" xmlns:w16="http://schemas.microsoft.com/office/word/2018/wordml" xmlns:w16du="http://schemas.microsoft.com/office/word/2023/wordml/word16du" xmlns:w16sdtdh="http://schemas.microsoft.com/office/word/2020/wordml/sdtdatahash" xmlns:w16se="http://schemas.microsoft.com/office/word/2015/wordml/symex" xmlns:wpg="http://schemas.microsoft.com/office/word/2010/wordprocessingGroup" xmlns:wpi="http://schemas.microsoft.com/office/word/2010/wordprocessingInk" xmlns:wne="http://schemas.microsoft.com/office/word/2006/wordml" xmlns:wps="http://schemas.microsoft.com/office/word/2010/wordprocessingShape" mc:Ignorable="w14 w15 w16se w16cid w16 w16cex w16sdtdh w16du wp14">
-  <w:endnote w:type="separator" w:id="-1">
-    <w:p>
-      <w:pPr>
-        <w:spacing w:after="0"/>
-      </w:pPr>
-      <w:r>
-        <w:separator/>
-      </w:r>
-    </w:p>
-  </w:endnote>
-  <w:endnote w:type="continuationSeparator" w:id="0">
-    <w:p>
-      <w:pPr>
-        <w:spacing w:after="0"/>
-      </w:pPr>
-      <w:r>
-        <w:continuationSeparator/>
-      </w:r>
-    </w:p>
-  </w:endnote>
-</w:endnotes>
+<file path=word/comments.xml><?xml version="1.0" encoding="utf-8"?>
+<w:comments xmlns:w="http://schemas.openxmlformats.org/wordprocessingml/2006/main" xmlns:m="http://schemas.openxmlformats.org/officeDocument/2006/math" xmlns:r="http://schemas.openxmlformats.org/officeDocument/2006/relationships" xmlns:o="urn:schemas-microsoft-com:office:office" xmlns:v="urn:schemas-microsoft-com:vml" xmlns:w10="urn:schemas-microsoft-com:office:word" xmlns:a="http://schemas.openxmlformats.org/drawingml/2006/main" xmlns:pic="http://schemas.openxmlformats.org/drawingml/2006/picture" xmlns:wp="http://schemas.openxmlformats.org/drawingml/2006/wordprocessingDrawing"/>
 </file>
 
 <file path=word/footnotes.xml><?xml version="1.0" encoding="utf-8"?>
-<w:footnotes xmlns:wpc="http://schemas.microsoft.com/office/word/2010/wordprocessingCanvas" xmlns:cx="http://schemas.microsoft.com/office/drawing/2014/chartex" xmlns:cx1="http://schemas.microsoft.com/office/drawing/2015/9/8/chartex" xmlns:cx2="http://schemas.microsoft.com/office/drawing/2015/10/21/chartex" xmlns:cx3="http://schemas.microsoft.com/office/drawing/2016/5/9/chartex" xmlns:cx4="http://schemas.microsoft.com/office/drawing/2016/5/10/chartex" xmlns:cx5="http://schemas.microsoft.com/office/drawing/2016/5/11/chartex" xmlns:cx6="http://schemas.microsoft.com/office/drawing/2016/5/12/chartex" xmlns:cx7="http://schemas.microsoft.com/office/drawing/2016/5/13/chartex" xmlns:cx8="http://schemas.microsoft.com/office/drawing/2016/5/14/chartex" xmlns:mc="http://schemas.openxmlformats.org/markup-compatibility/2006" xmlns:aink="http://schemas.microsoft.com/office/drawing/2016/ink" xmlns:am3d="http://schemas.microsoft.com/office/drawing/2017/model3d" xmlns:o="urn:schemas-microsoft-com:office:office" xmlns:oel="http://schemas.microsoft.com/office/2019/extlst" xmlns:r="http://schemas.openxmlformats.org/officeDocument/2006/relationships" xmlns:m="http://schemas.openxmlformats.org/officeDocument/2006/math" xmlns:v="urn:schemas-microsoft-com:vml" xmlns:wp14="http://schemas.microsoft.com/office/word/2010/wordprocessingDrawing" xmlns:wp="http://schemas.openxmlformats.org/drawingml/2006/wordprocessingDrawing" xmlns:w10="urn:schemas-microsoft-com:office:word" xmlns:w="http://schemas.openxmlformats.org/wordprocessingml/2006/main" xmlns:w14="http://schemas.microsoft.com/office/word/2010/wordml" xmlns:w15="http://schemas.microsoft.com/office/word/2012/wordml" xmlns:w16cex="http://schemas.microsoft.com/office/word/2018/wordml/cex" xmlns:w16cid="http://schemas.microsoft.com/office/word/2016/wordml/cid" xmlns:w16="http://schemas.microsoft.com/office/word/2018/wordml" xmlns:w16du="http://schemas.microsoft.com/office/word/2023/wordml/word16du" xmlns:w16sdtdh="http://schemas.microsoft.com/office/word/2020/wordml/sdtdatahash" xmlns:w16se="http://schemas.microsoft.com/office/word/2015/wordml/symex" xmlns:wpg="http://schemas.microsoft.com/office/word/2010/wordprocessingGroup" xmlns:wpi="http://schemas.microsoft.com/office/word/2010/wordprocessingInk" xmlns:wne="http://schemas.microsoft.com/office/word/2006/wordml" xmlns:wps="http://schemas.microsoft.com/office/word/2010/wordprocessingShape" mc:Ignorable="w14 w15 w16se w16cid w16 w16cex w16sdtdh w16du wp14">
+<w:footnotes xmlns:w="http://schemas.openxmlformats.org/wordprocessingml/2006/main" xmlns:m="http://schemas.openxmlformats.org/officeDocument/2006/math" xmlns:r="http://schemas.openxmlformats.org/officeDocument/2006/relationships" xmlns:o="urn:schemas-microsoft-com:office:office" xmlns:v="urn:schemas-microsoft-com:vml" xmlns:w10="urn:schemas-microsoft-com:office:word" xmlns:a="http://schemas.openxmlformats.org/drawingml/2006/main" xmlns:pic="http://schemas.openxmlformats.org/drawingml/2006/picture" xmlns:wp="http://schemas.openxmlformats.org/drawingml/2006/wordprocessingDrawing">
+  <w:footnote w:type="continuationSeparator" w:id="0">
+    <w:p>
+      <w:r>
+        <w:continuationSeparator/>
+      </w:r>
+    </w:p>
+  </w:footnote>
   <w:footnote w:type="separator" w:id="-1">
     <w:p>
       <w:r>
         <w:separator/>
-      </w:r>
-    </w:p>
-  </w:footnote>
-  <w:footnote w:type="continuationSeparator" w:id="0">
-    <w:p>
-      <w:r>
-        <w:continuationSeparator/>
       </w:r>
     </w:p>
   </w:footnote>
@@ -1936,8 +1483,8 @@
 </file>
 
 <file path=word/numbering.xml><?xml version="1.0" encoding="utf-8"?>
-<w:numbering xmlns:wpc="http://schemas.microsoft.com/office/word/2010/wordprocessingCanvas" xmlns:cx="http://schemas.microsoft.com/office/drawing/2014/chartex" xmlns:cx1="http://schemas.microsoft.com/office/drawing/2015/9/8/chartex" xmlns:cx2="http://schemas.microsoft.com/office/drawing/2015/10/21/chartex" xmlns:cx3="http://schemas.microsoft.com/office/drawing/2016/5/9/chartex" xmlns:cx4="http://schemas.microsoft.com/office/drawing/2016/5/10/chartex" xmlns:cx5="http://schemas.microsoft.com/office/drawing/2016/5/11/chartex" xmlns:cx6="http://schemas.microsoft.com/office/drawing/2016/5/12/chartex" xmlns:cx7="http://schemas.microsoft.com/office/drawing/2016/5/13/chartex" xmlns:cx8="http://schemas.microsoft.com/office/drawing/2016/5/14/chartex" xmlns:mc="http://schemas.openxmlformats.org/markup-compatibility/2006" xmlns:aink="http://schemas.microsoft.com/office/drawing/2016/ink" xmlns:am3d="http://schemas.microsoft.com/office/drawing/2017/model3d" xmlns:o="urn:schemas-microsoft-com:office:office" xmlns:oel="http://schemas.microsoft.com/office/2019/extlst" xmlns:r="http://schemas.openxmlformats.org/officeDocument/2006/relationships" xmlns:m="http://schemas.openxmlformats.org/officeDocument/2006/math" xmlns:v="urn:schemas-microsoft-com:vml" xmlns:wp14="http://schemas.microsoft.com/office/word/2010/wordprocessingDrawing" xmlns:wp="http://schemas.openxmlformats.org/drawingml/2006/wordprocessingDrawing" xmlns:w10="urn:schemas-microsoft-com:office:word" xmlns:w="http://schemas.openxmlformats.org/wordprocessingml/2006/main" xmlns:w14="http://schemas.microsoft.com/office/word/2010/wordml" xmlns:w15="http://schemas.microsoft.com/office/word/2012/wordml" xmlns:w16cex="http://schemas.microsoft.com/office/word/2018/wordml/cex" xmlns:w16cid="http://schemas.microsoft.com/office/word/2016/wordml/cid" xmlns:w16="http://schemas.microsoft.com/office/word/2018/wordml" xmlns:w16du="http://schemas.microsoft.com/office/word/2023/wordml/word16du" xmlns:w16sdtdh="http://schemas.microsoft.com/office/word/2020/wordml/sdtdatahash" xmlns:w16se="http://schemas.microsoft.com/office/word/2015/wordml/symex" xmlns:wpg="http://schemas.microsoft.com/office/word/2010/wordprocessingGroup" xmlns:wpi="http://schemas.microsoft.com/office/word/2010/wordprocessingInk" xmlns:wne="http://schemas.microsoft.com/office/word/2006/wordml" xmlns:wps="http://schemas.microsoft.com/office/word/2010/wordprocessingShape" mc:Ignorable="w14 w15 w16se w16cid w16 w16cex w16sdtdh w16du wp14">
-  <w:abstractNum w:abstractNumId="0" w15:restartNumberingAfterBreak="0">
+<w:numbering xmlns:aink="http://schemas.microsoft.com/office/drawing/2016/ink" xmlns:am3d="http://schemas.microsoft.com/office/drawing/2017/model3d" xmlns:cx="http://schemas.microsoft.com/office/drawing/2014/chartex" xmlns:cx1="http://schemas.microsoft.com/office/drawing/2015/9/8/chartex" xmlns:cx2="http://schemas.microsoft.com/office/drawing/2015/10/21/chartex" xmlns:cx3="http://schemas.microsoft.com/office/drawing/2016/5/9/chartex" xmlns:cx4="http://schemas.microsoft.com/office/drawing/2016/5/10/chartex" xmlns:cx5="http://schemas.microsoft.com/office/drawing/2016/5/11/chartex" xmlns:cx6="http://schemas.microsoft.com/office/drawing/2016/5/12/chartex" xmlns:cx7="http://schemas.microsoft.com/office/drawing/2016/5/13/chartex" xmlns:cx8="http://schemas.microsoft.com/office/drawing/2016/5/14/chartex" xmlns:m="http://schemas.openxmlformats.org/officeDocument/2006/math" xmlns:mc="http://schemas.openxmlformats.org/markup-compatibility/2006" xmlns:o="urn:schemas-microsoft-com:office:office" xmlns:oel="http://schemas.microsoft.com/office/2019/extlst" xmlns:r="http://schemas.openxmlformats.org/officeDocument/2006/relationships" xmlns:v="urn:schemas-microsoft-com:vml" xmlns:w="http://schemas.openxmlformats.org/wordprocessingml/2006/main" xmlns:w10="urn:schemas-microsoft-com:office:word" xmlns:w14="http://schemas.microsoft.com/office/word/2010/wordml" xmlns:w15="http://schemas.microsoft.com/office/word/2012/wordml" xmlns:w16="http://schemas.microsoft.com/office/word/2018/wordml" xmlns:w16cex="http://schemas.microsoft.com/office/word/2018/wordml/cex" xmlns:w16cid="http://schemas.microsoft.com/office/word/2016/wordml/cid" xmlns:w16du="http://schemas.microsoft.com/office/word/2023/wordml/word16du" xmlns:w16sdtdh="http://schemas.microsoft.com/office/word/2020/wordml/sdtdatahash" xmlns:w16sdtfl="http://schemas.microsoft.com/office/word/2024/wordml/sdtformatlock" xmlns:w16se="http://schemas.microsoft.com/office/word/2015/wordml/symex" xmlns:wne="http://schemas.microsoft.com/office/word/2006/wordml" xmlns:wp="http://schemas.openxmlformats.org/drawingml/2006/wordprocessingDrawing" xmlns:wp14="http://schemas.microsoft.com/office/word/2010/wordprocessingDrawing" xmlns:wpc="http://schemas.microsoft.com/office/word/2010/wordprocessingCanvas" xmlns:wpg="http://schemas.microsoft.com/office/word/2010/wordprocessingGroup" xmlns:wpi="http://schemas.microsoft.com/office/word/2010/wordprocessingInk" xmlns:wps="http://schemas.microsoft.com/office/word/2010/wordprocessingShape" mc:Ignorable="w14 w15 w16se w16cid w16 w16cex w16sdtdh w16sdtfl w16du wp14">
+  <w:abstractNum w15:restartNumberingAfterBreak="0" w:abstractNumId="0">
     <w:nsid w:val="0000A990"/>
     <w:multiLevelType w:val="multilevel"/>
     <w:tmpl w:val="FF925042"/>
@@ -1946,7 +1493,7 @@
       <w:lvlText w:val=" "/>
       <w:lvlJc w:val="left"/>
       <w:pPr>
-        <w:ind w:left="720" w:hanging="480"/>
+        <w:ind w:hanging="480" w:left="720"/>
       </w:pPr>
     </w:lvl>
     <w:lvl w:ilvl="1">
@@ -1954,7 +1501,7 @@
       <w:lvlText w:val=" "/>
       <w:lvlJc w:val="left"/>
       <w:pPr>
-        <w:ind w:left="1440" w:hanging="480"/>
+        <w:ind w:hanging="480" w:left="1440"/>
       </w:pPr>
     </w:lvl>
     <w:lvl w:ilvl="2">
@@ -1962,7 +1509,7 @@
       <w:lvlText w:val=" "/>
       <w:lvlJc w:val="left"/>
       <w:pPr>
-        <w:ind w:left="2160" w:hanging="480"/>
+        <w:ind w:hanging="480" w:left="2160"/>
       </w:pPr>
     </w:lvl>
     <w:lvl w:ilvl="3">
@@ -1970,7 +1517,7 @@
       <w:lvlText w:val=" "/>
       <w:lvlJc w:val="left"/>
       <w:pPr>
-        <w:ind w:left="2880" w:hanging="480"/>
+        <w:ind w:hanging="480" w:left="2880"/>
       </w:pPr>
     </w:lvl>
     <w:lvl w:ilvl="4">
@@ -1978,7 +1525,7 @@
       <w:lvlText w:val=" "/>
       <w:lvlJc w:val="left"/>
       <w:pPr>
-        <w:ind w:left="3600" w:hanging="480"/>
+        <w:ind w:hanging="480" w:left="3600"/>
       </w:pPr>
     </w:lvl>
     <w:lvl w:ilvl="5">
@@ -1986,7 +1533,7 @@
       <w:lvlText w:val=" "/>
       <w:lvlJc w:val="left"/>
       <w:pPr>
-        <w:ind w:left="4320" w:hanging="480"/>
+        <w:ind w:hanging="480" w:left="4320"/>
       </w:pPr>
     </w:lvl>
     <w:lvl w:ilvl="6">
@@ -1994,7 +1541,7 @@
       <w:lvlText w:val=" "/>
       <w:lvlJc w:val="left"/>
       <w:pPr>
-        <w:ind w:left="5040" w:hanging="480"/>
+        <w:ind w:hanging="480" w:left="5040"/>
       </w:pPr>
     </w:lvl>
     <w:lvl w:ilvl="7">
@@ -2002,7 +1549,7 @@
       <w:lvlText w:val=" "/>
       <w:lvlJc w:val="left"/>
       <w:pPr>
-        <w:ind w:left="5760" w:hanging="480"/>
+        <w:ind w:hanging="480" w:left="5760"/>
       </w:pPr>
     </w:lvl>
     <w:lvl w:ilvl="8">
@@ -2010,11 +1557,11 @@
       <w:lvlText w:val=" "/>
       <w:lvlJc w:val="left"/>
       <w:pPr>
-        <w:ind w:left="6480" w:hanging="480"/>
+        <w:ind w:hanging="480" w:left="6480"/>
       </w:pPr>
     </w:lvl>
   </w:abstractNum>
-  <w:abstractNum w:abstractNumId="1" w15:restartNumberingAfterBreak="0">
+  <w:abstractNum w15:restartNumberingAfterBreak="0" w:abstractNumId="1">
     <w:nsid w:val="0000A991"/>
     <w:multiLevelType w:val="multilevel"/>
     <w:tmpl w:val="ED2E9738"/>
@@ -2023,7 +1570,7 @@
       <w:lvlText w:val="•"/>
       <w:lvlJc w:val="left"/>
       <w:pPr>
-        <w:ind w:left="720" w:hanging="480"/>
+        <w:ind w:hanging="480" w:left="720"/>
       </w:pPr>
     </w:lvl>
     <w:lvl w:ilvl="1">
@@ -2031,7 +1578,7 @@
       <w:lvlText w:val="–"/>
       <w:lvlJc w:val="left"/>
       <w:pPr>
-        <w:ind w:left="1440" w:hanging="480"/>
+        <w:ind w:hanging="480" w:left="1440"/>
       </w:pPr>
     </w:lvl>
     <w:lvl w:ilvl="2">
@@ -2039,7 +1586,7 @@
       <w:lvlText w:val="•"/>
       <w:lvlJc w:val="left"/>
       <w:pPr>
-        <w:ind w:left="2160" w:hanging="480"/>
+        <w:ind w:hanging="480" w:left="2160"/>
       </w:pPr>
     </w:lvl>
     <w:lvl w:ilvl="3">
@@ -2047,7 +1594,7 @@
       <w:lvlText w:val="–"/>
       <w:lvlJc w:val="left"/>
       <w:pPr>
-        <w:ind w:left="2880" w:hanging="480"/>
+        <w:ind w:hanging="480" w:left="2880"/>
       </w:pPr>
     </w:lvl>
     <w:lvl w:ilvl="4">
@@ -2055,7 +1602,7 @@
       <w:lvlText w:val="•"/>
       <w:lvlJc w:val="left"/>
       <w:pPr>
-        <w:ind w:left="3600" w:hanging="480"/>
+        <w:ind w:hanging="480" w:left="3600"/>
       </w:pPr>
     </w:lvl>
     <w:lvl w:ilvl="5">
@@ -2063,7 +1610,7 @@
       <w:lvlText w:val="–"/>
       <w:lvlJc w:val="left"/>
       <w:pPr>
-        <w:ind w:left="4320" w:hanging="480"/>
+        <w:ind w:hanging="480" w:left="4320"/>
       </w:pPr>
     </w:lvl>
     <w:lvl w:ilvl="6">
@@ -2071,7 +1618,7 @@
       <w:lvlText w:val="•"/>
       <w:lvlJc w:val="left"/>
       <w:pPr>
-        <w:ind w:left="5040" w:hanging="480"/>
+        <w:ind w:hanging="480" w:left="5040"/>
       </w:pPr>
     </w:lvl>
     <w:lvl w:ilvl="7">
@@ -2079,7 +1626,7 @@
       <w:lvlText w:val="–"/>
       <w:lvlJc w:val="left"/>
       <w:pPr>
-        <w:ind w:left="5760" w:hanging="480"/>
+        <w:ind w:hanging="480" w:left="5760"/>
       </w:pPr>
     </w:lvl>
     <w:lvl w:ilvl="8">
@@ -2087,11 +1634,11 @@
       <w:lvlText w:val="•"/>
       <w:lvlJc w:val="left"/>
       <w:pPr>
-        <w:ind w:left="6480" w:hanging="480"/>
+        <w:ind w:hanging="480" w:left="6480"/>
       </w:pPr>
     </w:lvl>
   </w:abstractNum>
-  <w:abstractNum w:abstractNumId="2" w15:restartNumberingAfterBreak="0">
+  <w:abstractNum w15:restartNumberingAfterBreak="0" w:abstractNumId="2">
     <w:nsid w:val="00A99411"/>
     <w:multiLevelType w:val="multilevel"/>
     <w:tmpl w:val="585292DC"/>
@@ -2101,7 +1648,7 @@
       <w:lvlText w:val="%1."/>
       <w:lvlJc w:val="left"/>
       <w:pPr>
-        <w:ind w:left="720" w:hanging="480"/>
+        <w:ind w:hanging="480" w:left="720"/>
       </w:pPr>
     </w:lvl>
     <w:lvl w:ilvl="1">
@@ -2110,7 +1657,7 @@
       <w:lvlText w:val="%2."/>
       <w:lvlJc w:val="left"/>
       <w:pPr>
-        <w:ind w:left="1440" w:hanging="480"/>
+        <w:ind w:hanging="480" w:left="1440"/>
       </w:pPr>
     </w:lvl>
     <w:lvl w:ilvl="2">
@@ -2119,7 +1666,7 @@
       <w:lvlText w:val="%3."/>
       <w:lvlJc w:val="left"/>
       <w:pPr>
-        <w:ind w:left="2160" w:hanging="480"/>
+        <w:ind w:hanging="480" w:left="2160"/>
       </w:pPr>
     </w:lvl>
     <w:lvl w:ilvl="3">
@@ -2128,7 +1675,7 @@
       <w:lvlText w:val="%4."/>
       <w:lvlJc w:val="left"/>
       <w:pPr>
-        <w:ind w:left="2880" w:hanging="480"/>
+        <w:ind w:hanging="480" w:left="2880"/>
       </w:pPr>
     </w:lvl>
     <w:lvl w:ilvl="4">
@@ -2137,7 +1684,7 @@
       <w:lvlText w:val="%5."/>
       <w:lvlJc w:val="left"/>
       <w:pPr>
-        <w:ind w:left="3600" w:hanging="480"/>
+        <w:ind w:hanging="480" w:left="3600"/>
       </w:pPr>
     </w:lvl>
     <w:lvl w:ilvl="5">
@@ -2146,7 +1693,7 @@
       <w:lvlText w:val="%6."/>
       <w:lvlJc w:val="left"/>
       <w:pPr>
-        <w:ind w:left="4320" w:hanging="480"/>
+        <w:ind w:hanging="480" w:left="4320"/>
       </w:pPr>
     </w:lvl>
     <w:lvl w:ilvl="6">
@@ -2155,7 +1702,7 @@
       <w:lvlText w:val="%7."/>
       <w:lvlJc w:val="left"/>
       <w:pPr>
-        <w:ind w:left="5040" w:hanging="480"/>
+        <w:ind w:hanging="480" w:left="5040"/>
       </w:pPr>
     </w:lvl>
     <w:lvl w:ilvl="7">
@@ -2164,7 +1711,7 @@
       <w:lvlText w:val="%8."/>
       <w:lvlJc w:val="left"/>
       <w:pPr>
-        <w:ind w:left="5760" w:hanging="480"/>
+        <w:ind w:hanging="480" w:left="5760"/>
       </w:pPr>
     </w:lvl>
     <w:lvl w:ilvl="8">
@@ -2173,17 +1720,254 @@
       <w:lvlText w:val="%9."/>
       <w:lvlJc w:val="left"/>
       <w:pPr>
+        <w:ind w:hanging="480" w:left="6480"/>
+      </w:pPr>
+    </w:lvl>
+  </w:abstractNum>
+  <w:abstractNum w:abstractNumId="990">
+    <w:nsid w:val="A990"/>
+    <w:multiLevelType w:val="multilevel"/>
+    <w:lvl w:ilvl="0">
+      <w:numFmt w:val="bullet"/>
+      <w:lvlText w:val=" "/>
+      <w:lvlJc w:val="left"/>
+      <w:pPr>
+        <w:ind w:left="720" w:hanging="480"/>
+      </w:pPr>
+    </w:lvl>
+    <w:lvl w:ilvl="1">
+      <w:numFmt w:val="bullet"/>
+      <w:lvlText w:val=" "/>
+      <w:lvlJc w:val="left"/>
+      <w:pPr>
+        <w:ind w:left="1440" w:hanging="480"/>
+      </w:pPr>
+    </w:lvl>
+    <w:lvl w:ilvl="2">
+      <w:numFmt w:val="bullet"/>
+      <w:lvlText w:val=" "/>
+      <w:lvlJc w:val="left"/>
+      <w:pPr>
+        <w:ind w:left="2160" w:hanging="480"/>
+      </w:pPr>
+    </w:lvl>
+    <w:lvl w:ilvl="3">
+      <w:numFmt w:val="bullet"/>
+      <w:lvlText w:val=" "/>
+      <w:lvlJc w:val="left"/>
+      <w:pPr>
+        <w:ind w:left="2880" w:hanging="480"/>
+      </w:pPr>
+    </w:lvl>
+    <w:lvl w:ilvl="4">
+      <w:numFmt w:val="bullet"/>
+      <w:lvlText w:val=" "/>
+      <w:lvlJc w:val="left"/>
+      <w:pPr>
+        <w:ind w:left="3600" w:hanging="480"/>
+      </w:pPr>
+    </w:lvl>
+    <w:lvl w:ilvl="5">
+      <w:numFmt w:val="bullet"/>
+      <w:lvlText w:val=" "/>
+      <w:lvlJc w:val="left"/>
+      <w:pPr>
+        <w:ind w:left="4320" w:hanging="480"/>
+      </w:pPr>
+    </w:lvl>
+    <w:lvl w:ilvl="6">
+      <w:numFmt w:val="bullet"/>
+      <w:lvlText w:val=" "/>
+      <w:lvlJc w:val="left"/>
+      <w:pPr>
+        <w:ind w:left="5040" w:hanging="480"/>
+      </w:pPr>
+    </w:lvl>
+    <w:lvl w:ilvl="7">
+      <w:numFmt w:val="bullet"/>
+      <w:lvlText w:val=" "/>
+      <w:lvlJc w:val="left"/>
+      <w:pPr>
+        <w:ind w:left="5760" w:hanging="480"/>
+      </w:pPr>
+    </w:lvl>
+    <w:lvl w:ilvl="8">
+      <w:numFmt w:val="bullet"/>
+      <w:lvlText w:val=" "/>
+      <w:lvlJc w:val="left"/>
+      <w:pPr>
         <w:ind w:left="6480" w:hanging="480"/>
       </w:pPr>
     </w:lvl>
   </w:abstractNum>
-  <w:num w:numId="1" w16cid:durableId="1968661439">
+  <w:abstractNum w:abstractNumId="99411">
+    <w:nsid w:val="A99411"/>
+    <w:multiLevelType w:val="multilevel"/>
+    <w:lvl w:ilvl="0">
+      <w:start w:val="1"/>
+      <w:numFmt w:val="decimal"/>
+      <w:lvlText w:val="%1."/>
+      <w:lvlJc w:val="left"/>
+      <w:pPr>
+        <w:ind w:left="720" w:hanging="480"/>
+      </w:pPr>
+    </w:lvl>
+    <w:lvl w:ilvl="1">
+      <w:start w:val="1"/>
+      <w:numFmt w:val="decimal"/>
+      <w:lvlText w:val="%2."/>
+      <w:lvlJc w:val="left"/>
+      <w:pPr>
+        <w:ind w:left="1440" w:hanging="480"/>
+      </w:pPr>
+    </w:lvl>
+    <w:lvl w:ilvl="2">
+      <w:start w:val="1"/>
+      <w:numFmt w:val="decimal"/>
+      <w:lvlText w:val="%3."/>
+      <w:lvlJc w:val="left"/>
+      <w:pPr>
+        <w:ind w:left="2160" w:hanging="480"/>
+      </w:pPr>
+    </w:lvl>
+    <w:lvl w:ilvl="3">
+      <w:start w:val="1"/>
+      <w:numFmt w:val="decimal"/>
+      <w:lvlText w:val="%4."/>
+      <w:lvlJc w:val="left"/>
+      <w:pPr>
+        <w:ind w:left="2880" w:hanging="480"/>
+      </w:pPr>
+    </w:lvl>
+    <w:lvl w:ilvl="4">
+      <w:start w:val="1"/>
+      <w:numFmt w:val="decimal"/>
+      <w:lvlText w:val="%5."/>
+      <w:lvlJc w:val="left"/>
+      <w:pPr>
+        <w:ind w:left="3600" w:hanging="480"/>
+      </w:pPr>
+    </w:lvl>
+    <w:lvl w:ilvl="5">
+      <w:start w:val="1"/>
+      <w:numFmt w:val="decimal"/>
+      <w:lvlText w:val="%6."/>
+      <w:lvlJc w:val="left"/>
+      <w:pPr>
+        <w:ind w:left="4320" w:hanging="480"/>
+      </w:pPr>
+    </w:lvl>
+    <w:lvl w:ilvl="6">
+      <w:start w:val="1"/>
+      <w:numFmt w:val="decimal"/>
+      <w:lvlText w:val="%7."/>
+      <w:lvlJc w:val="left"/>
+      <w:pPr>
+        <w:ind w:left="5040" w:hanging="480"/>
+      </w:pPr>
+    </w:lvl>
+    <w:lvl w:ilvl="7">
+      <w:start w:val="1"/>
+      <w:numFmt w:val="decimal"/>
+      <w:lvlText w:val="%8."/>
+      <w:lvlJc w:val="left"/>
+      <w:pPr>
+        <w:ind w:left="5760" w:hanging="480"/>
+      </w:pPr>
+    </w:lvl>
+    <w:lvl w:ilvl="8">
+      <w:start w:val="1"/>
+      <w:numFmt w:val="decimal"/>
+      <w:lvlText w:val="%9."/>
+      <w:lvlJc w:val="left"/>
+      <w:pPr>
+        <w:ind w:left="6480" w:hanging="480"/>
+      </w:pPr>
+    </w:lvl>
+  </w:abstractNum>
+  <w:abstractNum w:abstractNumId="991">
+    <w:nsid w:val="A991"/>
+    <w:multiLevelType w:val="multilevel"/>
+    <w:lvl w:ilvl="0">
+      <w:numFmt w:val="bullet"/>
+      <w:lvlText w:val="•"/>
+      <w:lvlJc w:val="left"/>
+      <w:pPr>
+        <w:ind w:left="720" w:hanging="480"/>
+      </w:pPr>
+    </w:lvl>
+    <w:lvl w:ilvl="1">
+      <w:numFmt w:val="bullet"/>
+      <w:lvlText w:val="–"/>
+      <w:lvlJc w:val="left"/>
+      <w:pPr>
+        <w:ind w:left="1440" w:hanging="480"/>
+      </w:pPr>
+    </w:lvl>
+    <w:lvl w:ilvl="2">
+      <w:numFmt w:val="bullet"/>
+      <w:lvlText w:val="•"/>
+      <w:lvlJc w:val="left"/>
+      <w:pPr>
+        <w:ind w:left="2160" w:hanging="480"/>
+      </w:pPr>
+    </w:lvl>
+    <w:lvl w:ilvl="3">
+      <w:numFmt w:val="bullet"/>
+      <w:lvlText w:val="–"/>
+      <w:lvlJc w:val="left"/>
+      <w:pPr>
+        <w:ind w:left="2880" w:hanging="480"/>
+      </w:pPr>
+    </w:lvl>
+    <w:lvl w:ilvl="4">
+      <w:numFmt w:val="bullet"/>
+      <w:lvlText w:val="•"/>
+      <w:lvlJc w:val="left"/>
+      <w:pPr>
+        <w:ind w:left="3600" w:hanging="480"/>
+      </w:pPr>
+    </w:lvl>
+    <w:lvl w:ilvl="5">
+      <w:numFmt w:val="bullet"/>
+      <w:lvlText w:val="–"/>
+      <w:lvlJc w:val="left"/>
+      <w:pPr>
+        <w:ind w:left="4320" w:hanging="480"/>
+      </w:pPr>
+    </w:lvl>
+    <w:lvl w:ilvl="6">
+      <w:numFmt w:val="bullet"/>
+      <w:lvlText w:val="•"/>
+      <w:lvlJc w:val="left"/>
+      <w:pPr>
+        <w:ind w:left="5040" w:hanging="480"/>
+      </w:pPr>
+    </w:lvl>
+    <w:lvl w:ilvl="7">
+      <w:numFmt w:val="bullet"/>
+      <w:lvlText w:val="–"/>
+      <w:lvlJc w:val="left"/>
+      <w:pPr>
+        <w:ind w:left="5760" w:hanging="480"/>
+      </w:pPr>
+    </w:lvl>
+    <w:lvl w:ilvl="8">
+      <w:numFmt w:val="bullet"/>
+      <w:lvlText w:val="•"/>
+      <w:lvlJc w:val="left"/>
+      <w:pPr>
+        <w:ind w:left="6480" w:hanging="480"/>
+      </w:pPr>
+    </w:lvl>
+  </w:abstractNum>
+  <w:num w16cid:durableId="1968661439" w:numId="1">
     <w:abstractNumId w:val="0"/>
   </w:num>
-  <w:num w:numId="2" w16cid:durableId="1603609467">
+  <w:num w16cid:durableId="1603609467" w:numId="2">
     <w:abstractNumId w:val="1"/>
   </w:num>
-  <w:num w:numId="3" w16cid:durableId="1542522429">
+  <w:num w16cid:durableId="1542522429" w:numId="3">
     <w:abstractNumId w:val="2"/>
     <w:lvlOverride w:ilvl="0">
       <w:startOverride w:val="1"/>
@@ -2213,11 +1997,11 @@
       <w:startOverride w:val="1"/>
     </w:lvlOverride>
   </w:num>
-  <w:num w:numId="4" w16cid:durableId="194512583">
-    <w:abstractNumId w:val="0"/>
+  <w:num w:numId="1000">
+    <w:abstractNumId w:val="990"/>
   </w:num>
-  <w:num w:numId="5" w16cid:durableId="2083484327">
-    <w:abstractNumId w:val="2"/>
+  <w:num w:numId="1001">
+    <w:abstractNumId w:val="99411"/>
     <w:lvlOverride w:ilvl="0">
       <w:startOverride w:val="1"/>
     </w:lvlOverride>
@@ -2246,8 +2030,8 @@
       <w:startOverride w:val="1"/>
     </w:lvlOverride>
   </w:num>
-  <w:num w:numId="6" w16cid:durableId="1492868222">
-    <w:abstractNumId w:val="2"/>
+  <w:num w:numId="1002">
+    <w:abstractNumId w:val="99411"/>
     <w:lvlOverride w:ilvl="0">
       <w:startOverride w:val="1"/>
     </w:lvlOverride>
@@ -2276,11 +2060,11 @@
       <w:startOverride w:val="1"/>
     </w:lvlOverride>
   </w:num>
-  <w:num w:numId="7" w16cid:durableId="1414594961">
-    <w:abstractNumId w:val="1"/>
+  <w:num w:numId="1003">
+    <w:abstractNumId w:val="991"/>
   </w:num>
-  <w:num w:numId="8" w16cid:durableId="1177311898">
-    <w:abstractNumId w:val="2"/>
+  <w:num w:numId="1004">
+    <w:abstractNumId w:val="99411"/>
     <w:lvlOverride w:ilvl="0">
       <w:startOverride w:val="1"/>
     </w:lvlOverride>
@@ -2309,8 +2093,8 @@
       <w:startOverride w:val="1"/>
     </w:lvlOverride>
   </w:num>
-  <w:num w:numId="9" w16cid:durableId="1712074993">
-    <w:abstractNumId w:val="2"/>
+  <w:num w:numId="1005">
+    <w:abstractNumId w:val="99411"/>
     <w:lvlOverride w:ilvl="0">
       <w:startOverride w:val="1"/>
     </w:lvlOverride>
@@ -2339,8 +2123,8 @@
       <w:startOverride w:val="1"/>
     </w:lvlOverride>
   </w:num>
-  <w:num w:numId="10" w16cid:durableId="1118839968">
-    <w:abstractNumId w:val="2"/>
+  <w:num w:numId="1006">
+    <w:abstractNumId w:val="99411"/>
     <w:lvlOverride w:ilvl="0">
       <w:startOverride w:val="1"/>
     </w:lvlOverride>
@@ -2373,14 +2157,14 @@
 </file>
 
 <file path=word/styles.xml><?xml version="1.0" encoding="utf-8"?>
-<w:styles xmlns:mc="http://schemas.openxmlformats.org/markup-compatibility/2006" xmlns:r="http://schemas.openxmlformats.org/officeDocument/2006/relationships" xmlns:w="http://schemas.openxmlformats.org/wordprocessingml/2006/main" xmlns:w14="http://schemas.microsoft.com/office/word/2010/wordml" xmlns:w15="http://schemas.microsoft.com/office/word/2012/wordml" xmlns:w16cex="http://schemas.microsoft.com/office/word/2018/wordml/cex" xmlns:w16cid="http://schemas.microsoft.com/office/word/2016/wordml/cid" xmlns:w16="http://schemas.microsoft.com/office/word/2018/wordml" xmlns:w16du="http://schemas.microsoft.com/office/word/2023/wordml/word16du" xmlns:w16sdtdh="http://schemas.microsoft.com/office/word/2020/wordml/sdtdatahash" xmlns:w16se="http://schemas.microsoft.com/office/word/2015/wordml/symex" mc:Ignorable="w14 w15 w16se w16cid w16 w16cex w16sdtdh w16du">
+<w:styles xmlns:mc="http://schemas.openxmlformats.org/markup-compatibility/2006" xmlns:r="http://schemas.openxmlformats.org/officeDocument/2006/relationships" xmlns:w="http://schemas.openxmlformats.org/wordprocessingml/2006/main" xmlns:w14="http://schemas.microsoft.com/office/word/2010/wordml" xmlns:w15="http://schemas.microsoft.com/office/word/2012/wordml" xmlns:w16="http://schemas.microsoft.com/office/word/2018/wordml" xmlns:w16cex="http://schemas.microsoft.com/office/word/2018/wordml/cex" xmlns:w16cid="http://schemas.microsoft.com/office/word/2016/wordml/cid" xmlns:w16du="http://schemas.microsoft.com/office/word/2023/wordml/word16du" xmlns:w16sdtdh="http://schemas.microsoft.com/office/word/2020/wordml/sdtdatahash" xmlns:w16sdtfl="http://schemas.microsoft.com/office/word/2024/wordml/sdtformatlock" xmlns:w16se="http://schemas.microsoft.com/office/word/2015/wordml/symex" mc:Ignorable="w14 w15 w16se w16cid w16 w16cex w16sdtdh w16sdtfl w16du">
   <w:docDefaults>
     <w:rPrDefault>
       <w:rPr>
-        <w:rFonts w:asciiTheme="minorHAnsi" w:eastAsiaTheme="minorHAnsi" w:hAnsiTheme="minorHAnsi" w:cstheme="minorBidi"/>
+        <w:rFonts w:asciiTheme="minorHAnsi" w:cstheme="minorBidi" w:eastAsiaTheme="minorHAnsi" w:hAnsiTheme="minorHAnsi"/>
         <w:sz w:val="24"/>
         <w:szCs w:val="24"/>
-        <w:lang w:val="en-US" w:eastAsia="en-US" w:bidi="ar-SA"/>
+        <w:lang w:bidi="ar-SA" w:eastAsia="en-US" w:val="en-US"/>
       </w:rPr>
     </w:rPrDefault>
     <w:pPrDefault>
@@ -2389,7 +2173,7 @@
       </w:pPr>
     </w:pPrDefault>
   </w:docDefaults>
-  <w:latentStyles w:defLockedState="0" w:defUIPriority="0" w:defSemiHidden="0" w:defUnhideWhenUsed="0" w:defQFormat="0" w:count="376">
+  <w:latentStyles w:count="376" w:defLockedState="0" w:defQFormat="0" w:defSemiHidden="0" w:defUIPriority="0" w:defUnhideWhenUsed="0">
     <w:lsdException w:name="toc 1" w:uiPriority="39"/>
     <w:lsdException w:name="toc 2" w:uiPriority="39"/>
     <w:lsdException w:name="toc 3" w:uiPriority="39"/>
@@ -2637,7 +2421,7 @@
     <w:lsdException w:name="Unresolved Mention" w:semiHidden="1" w:uiPriority="99" w:unhideWhenUsed="1"/>
     <w:lsdException w:name="Smart Link" w:semiHidden="1" w:uiPriority="99" w:unhideWhenUsed="1"/>
   </w:latentStyles>
-  <w:style w:type="paragraph" w:default="1" w:styleId="Normal">
+  <w:style w:default="1" w:styleId="Normal" w:type="paragraph">
     <w:name w:val="Normal"/>
     <w:qFormat/>
     <w:rsid w:val="001E0B5F"/>
@@ -2646,7 +2430,7 @@
       <w:sz w:val="22"/>
     </w:rPr>
   </w:style>
-  <w:style w:type="paragraph" w:styleId="Heading1">
+  <w:style w:styleId="Heading1" w:type="paragraph">
     <w:name w:val="heading 1"/>
     <w:basedOn w:val="Normal"/>
     <w:next w:val="BodyText"/>
@@ -2656,18 +2440,18 @@
     <w:pPr>
       <w:keepNext/>
       <w:keepLines/>
-      <w:spacing w:before="480" w:after="0"/>
+      <w:spacing w:after="0" w:before="480"/>
       <w:outlineLvl w:val="0"/>
     </w:pPr>
     <w:rPr>
-      <w:rFonts w:eastAsiaTheme="majorEastAsia" w:cstheme="majorBidi"/>
+      <w:rFonts w:cstheme="majorBidi" w:eastAsiaTheme="majorEastAsia"/>
       <w:bCs/>
-      <w:color w:val="262626" w:themeColor="text1" w:themeTint="D9"/>
+      <w:color w:themeColor="text1" w:themeTint="D9" w:val="262626"/>
       <w:sz w:val="32"/>
       <w:szCs w:val="32"/>
     </w:rPr>
   </w:style>
-  <w:style w:type="paragraph" w:styleId="Heading2">
+  <w:style w:styleId="Heading2" w:type="paragraph">
     <w:name w:val="heading 2"/>
     <w:basedOn w:val="Normal"/>
     <w:next w:val="BodyText"/>
@@ -2678,18 +2462,18 @@
     <w:pPr>
       <w:keepNext/>
       <w:keepLines/>
-      <w:spacing w:before="200" w:after="0"/>
+      <w:spacing w:after="0" w:before="200"/>
       <w:outlineLvl w:val="1"/>
     </w:pPr>
     <w:rPr>
-      <w:rFonts w:eastAsiaTheme="majorEastAsia" w:cstheme="majorBidi"/>
+      <w:rFonts w:cstheme="majorBidi" w:eastAsiaTheme="majorEastAsia"/>
       <w:bCs/>
-      <w:color w:val="262626" w:themeColor="text1" w:themeTint="D9"/>
+      <w:color w:themeColor="text1" w:themeTint="D9" w:val="262626"/>
       <w:sz w:val="28"/>
       <w:szCs w:val="28"/>
     </w:rPr>
   </w:style>
-  <w:style w:type="paragraph" w:styleId="Heading3">
+  <w:style w:styleId="Heading3" w:type="paragraph">
     <w:name w:val="heading 3"/>
     <w:basedOn w:val="Normal"/>
     <w:next w:val="BodyText"/>
@@ -2700,16 +2484,16 @@
     <w:pPr>
       <w:keepNext/>
       <w:keepLines/>
-      <w:spacing w:before="200" w:after="0"/>
+      <w:spacing w:after="0" w:before="200"/>
       <w:outlineLvl w:val="2"/>
     </w:pPr>
     <w:rPr>
-      <w:rFonts w:eastAsiaTheme="majorEastAsia" w:cstheme="majorBidi"/>
+      <w:rFonts w:cstheme="majorBidi" w:eastAsiaTheme="majorEastAsia"/>
       <w:bCs/>
-      <w:color w:val="262626" w:themeColor="text1" w:themeTint="D9"/>
-    </w:rPr>
-  </w:style>
-  <w:style w:type="paragraph" w:styleId="Heading4">
+      <w:color w:themeColor="text1" w:themeTint="D9" w:val="262626"/>
+    </w:rPr>
+  </w:style>
+  <w:style w:styleId="Heading4" w:type="paragraph">
     <w:name w:val="heading 4"/>
     <w:basedOn w:val="Normal"/>
     <w:next w:val="BodyText"/>
@@ -2719,17 +2503,17 @@
     <w:pPr>
       <w:keepNext/>
       <w:keepLines/>
-      <w:spacing w:before="200" w:after="0"/>
+      <w:spacing w:after="0" w:before="200"/>
       <w:outlineLvl w:val="3"/>
     </w:pPr>
     <w:rPr>
-      <w:rFonts w:asciiTheme="majorHAnsi" w:eastAsiaTheme="majorEastAsia" w:hAnsiTheme="majorHAnsi" w:cstheme="majorBidi"/>
+      <w:rFonts w:asciiTheme="majorHAnsi" w:cstheme="majorBidi" w:eastAsiaTheme="majorEastAsia" w:hAnsiTheme="majorHAnsi"/>
       <w:bCs/>
       <w:i/>
-      <w:color w:val="4F81BD" w:themeColor="accent1"/>
-    </w:rPr>
-  </w:style>
-  <w:style w:type="paragraph" w:styleId="Heading5">
+      <w:color w:themeColor="accent1" w:val="4F81BD"/>
+    </w:rPr>
+  </w:style>
+  <w:style w:styleId="Heading5" w:type="paragraph">
     <w:name w:val="heading 5"/>
     <w:basedOn w:val="Normal"/>
     <w:next w:val="BodyText"/>
@@ -2739,16 +2523,16 @@
     <w:pPr>
       <w:keepNext/>
       <w:keepLines/>
-      <w:spacing w:before="200" w:after="0"/>
+      <w:spacing w:after="0" w:before="200"/>
       <w:outlineLvl w:val="4"/>
     </w:pPr>
     <w:rPr>
-      <w:rFonts w:asciiTheme="majorHAnsi" w:eastAsiaTheme="majorEastAsia" w:hAnsiTheme="majorHAnsi" w:cstheme="majorBidi"/>
+      <w:rFonts w:asciiTheme="majorHAnsi" w:cstheme="majorBidi" w:eastAsiaTheme="majorEastAsia" w:hAnsiTheme="majorHAnsi"/>
       <w:iCs/>
-      <w:color w:val="4F81BD" w:themeColor="accent1"/>
-    </w:rPr>
-  </w:style>
-  <w:style w:type="paragraph" w:styleId="Heading6">
+      <w:color w:themeColor="accent1" w:val="4F81BD"/>
+    </w:rPr>
+  </w:style>
+  <w:style w:styleId="Heading6" w:type="paragraph">
     <w:name w:val="heading 6"/>
     <w:basedOn w:val="Normal"/>
     <w:next w:val="BodyText"/>
@@ -2758,15 +2542,15 @@
     <w:pPr>
       <w:keepNext/>
       <w:keepLines/>
-      <w:spacing w:before="200" w:after="0"/>
+      <w:spacing w:after="0" w:before="200"/>
       <w:outlineLvl w:val="5"/>
     </w:pPr>
     <w:rPr>
-      <w:rFonts w:asciiTheme="majorHAnsi" w:eastAsiaTheme="majorEastAsia" w:hAnsiTheme="majorHAnsi" w:cstheme="majorBidi"/>
-      <w:color w:val="4F81BD" w:themeColor="accent1"/>
-    </w:rPr>
-  </w:style>
-  <w:style w:type="paragraph" w:styleId="Heading7">
+      <w:rFonts w:asciiTheme="majorHAnsi" w:cstheme="majorBidi" w:eastAsiaTheme="majorEastAsia" w:hAnsiTheme="majorHAnsi"/>
+      <w:color w:themeColor="accent1" w:val="4F81BD"/>
+    </w:rPr>
+  </w:style>
+  <w:style w:styleId="Heading7" w:type="paragraph">
     <w:name w:val="heading 7"/>
     <w:basedOn w:val="Normal"/>
     <w:next w:val="BodyText"/>
@@ -2776,15 +2560,15 @@
     <w:pPr>
       <w:keepNext/>
       <w:keepLines/>
-      <w:spacing w:before="200" w:after="0"/>
+      <w:spacing w:after="0" w:before="200"/>
       <w:outlineLvl w:val="6"/>
     </w:pPr>
     <w:rPr>
-      <w:rFonts w:asciiTheme="majorHAnsi" w:eastAsiaTheme="majorEastAsia" w:hAnsiTheme="majorHAnsi" w:cstheme="majorBidi"/>
-      <w:color w:val="4F81BD" w:themeColor="accent1"/>
-    </w:rPr>
-  </w:style>
-  <w:style w:type="paragraph" w:styleId="Heading8">
+      <w:rFonts w:asciiTheme="majorHAnsi" w:cstheme="majorBidi" w:eastAsiaTheme="majorEastAsia" w:hAnsiTheme="majorHAnsi"/>
+      <w:color w:themeColor="accent1" w:val="4F81BD"/>
+    </w:rPr>
+  </w:style>
+  <w:style w:styleId="Heading8" w:type="paragraph">
     <w:name w:val="heading 8"/>
     <w:basedOn w:val="Normal"/>
     <w:next w:val="BodyText"/>
@@ -2794,15 +2578,15 @@
     <w:pPr>
       <w:keepNext/>
       <w:keepLines/>
-      <w:spacing w:before="200" w:after="0"/>
+      <w:spacing w:after="0" w:before="200"/>
       <w:outlineLvl w:val="7"/>
     </w:pPr>
     <w:rPr>
-      <w:rFonts w:asciiTheme="majorHAnsi" w:eastAsiaTheme="majorEastAsia" w:hAnsiTheme="majorHAnsi" w:cstheme="majorBidi"/>
-      <w:color w:val="4F81BD" w:themeColor="accent1"/>
-    </w:rPr>
-  </w:style>
-  <w:style w:type="paragraph" w:styleId="Heading9">
+      <w:rFonts w:asciiTheme="majorHAnsi" w:cstheme="majorBidi" w:eastAsiaTheme="majorEastAsia" w:hAnsiTheme="majorHAnsi"/>
+      <w:color w:themeColor="accent1" w:val="4F81BD"/>
+    </w:rPr>
+  </w:style>
+  <w:style w:styleId="Heading9" w:type="paragraph">
     <w:name w:val="heading 9"/>
     <w:basedOn w:val="Normal"/>
     <w:next w:val="BodyText"/>
@@ -2812,69 +2596,69 @@
     <w:pPr>
       <w:keepNext/>
       <w:keepLines/>
-      <w:spacing w:before="200" w:after="0"/>
+      <w:spacing w:after="0" w:before="200"/>
       <w:outlineLvl w:val="8"/>
     </w:pPr>
     <w:rPr>
-      <w:rFonts w:asciiTheme="majorHAnsi" w:eastAsiaTheme="majorEastAsia" w:hAnsiTheme="majorHAnsi" w:cstheme="majorBidi"/>
-      <w:color w:val="4F81BD" w:themeColor="accent1"/>
-    </w:rPr>
-  </w:style>
-  <w:style w:type="character" w:default="1" w:styleId="DefaultParagraphFont">
+      <w:rFonts w:asciiTheme="majorHAnsi" w:cstheme="majorBidi" w:eastAsiaTheme="majorEastAsia" w:hAnsiTheme="majorHAnsi"/>
+      <w:color w:themeColor="accent1" w:val="4F81BD"/>
+    </w:rPr>
+  </w:style>
+  <w:style w:default="1" w:styleId="DefaultParagraphFont" w:type="character">
     <w:name w:val="Default Paragraph Font"/>
     <w:uiPriority w:val="1"/>
     <w:semiHidden/>
     <w:unhideWhenUsed/>
   </w:style>
-  <w:style w:type="table" w:default="1" w:styleId="TableNormal">
+  <w:style w:default="1" w:styleId="TableNormal" w:type="table">
     <w:name w:val="Normal Table"/>
     <w:uiPriority w:val="99"/>
     <w:semiHidden/>
     <w:unhideWhenUsed/>
     <w:tblPr>
-      <w:tblInd w:w="0" w:type="dxa"/>
+      <w:tblInd w:type="dxa" w:w="0"/>
       <w:tblCellMar>
-        <w:top w:w="0" w:type="dxa"/>
-        <w:left w:w="108" w:type="dxa"/>
-        <w:bottom w:w="0" w:type="dxa"/>
-        <w:right w:w="108" w:type="dxa"/>
+        <w:top w:type="dxa" w:w="0"/>
+        <w:left w:type="dxa" w:w="108"/>
+        <w:bottom w:type="dxa" w:w="0"/>
+        <w:right w:type="dxa" w:w="108"/>
       </w:tblCellMar>
     </w:tblPr>
   </w:style>
-  <w:style w:type="numbering" w:default="1" w:styleId="NoList">
+  <w:style w:default="1" w:styleId="NoList" w:type="numbering">
     <w:name w:val="No List"/>
     <w:uiPriority w:val="99"/>
     <w:semiHidden/>
     <w:unhideWhenUsed/>
   </w:style>
-  <w:style w:type="paragraph" w:styleId="BodyText">
+  <w:style w:styleId="BodyText" w:type="paragraph">
     <w:name w:val="Body Text"/>
     <w:basedOn w:val="Normal"/>
     <w:qFormat/>
     <w:rsid w:val="001E0B5F"/>
     <w:pPr>
-      <w:spacing w:before="180" w:after="180"/>
+      <w:spacing w:after="180" w:before="180"/>
     </w:pPr>
     <w:rPr>
-      <w:color w:val="262626" w:themeColor="text1" w:themeTint="D9"/>
-    </w:rPr>
-  </w:style>
-  <w:style w:type="paragraph" w:customStyle="1" w:styleId="FirstParagraph">
+      <w:color w:themeColor="text1" w:themeTint="D9" w:val="262626"/>
+    </w:rPr>
+  </w:style>
+  <w:style w:customStyle="1" w:styleId="FirstParagraph" w:type="paragraph">
     <w:name w:val="First Paragraph"/>
     <w:basedOn w:val="BodyText"/>
     <w:next w:val="BodyText"/>
     <w:qFormat/>
     <w:rsid w:val="001E0B5F"/>
   </w:style>
-  <w:style w:type="paragraph" w:customStyle="1" w:styleId="Compact">
+  <w:style w:customStyle="1" w:styleId="Compact" w:type="paragraph">
     <w:name w:val="Compact"/>
     <w:basedOn w:val="BodyText"/>
     <w:qFormat/>
     <w:pPr>
-      <w:spacing w:before="36" w:after="36"/>
+      <w:spacing w:after="36" w:before="36"/>
     </w:pPr>
   </w:style>
-  <w:style w:type="paragraph" w:styleId="Title">
+  <w:style w:styleId="Title" w:type="paragraph">
     <w:name w:val="Title"/>
     <w:basedOn w:val="Normal"/>
     <w:next w:val="BodyText"/>
@@ -2883,18 +2667,18 @@
     <w:pPr>
       <w:keepNext/>
       <w:keepLines/>
-      <w:spacing w:before="480" w:after="240"/>
+      <w:spacing w:after="240" w:before="480"/>
       <w:jc w:val="center"/>
     </w:pPr>
     <w:rPr>
-      <w:rFonts w:eastAsiaTheme="majorEastAsia" w:cstheme="majorBidi"/>
+      <w:rFonts w:cstheme="majorBidi" w:eastAsiaTheme="majorEastAsia"/>
       <w:bCs/>
-      <w:color w:val="262626" w:themeColor="text1" w:themeTint="D9"/>
+      <w:color w:themeColor="text1" w:themeTint="D9" w:val="262626"/>
       <w:sz w:val="48"/>
       <w:szCs w:val="36"/>
     </w:rPr>
   </w:style>
-  <w:style w:type="paragraph" w:styleId="Subtitle">
+  <w:style w:styleId="Subtitle" w:type="paragraph">
     <w:name w:val="Subtitle"/>
     <w:basedOn w:val="Title"/>
     <w:next w:val="BodyText"/>
@@ -2907,7 +2691,7 @@
       <w:szCs w:val="30"/>
     </w:rPr>
   </w:style>
-  <w:style w:type="paragraph" w:customStyle="1" w:styleId="Author">
+  <w:style w:customStyle="1" w:styleId="Author" w:type="paragraph">
     <w:name w:val="Author"/>
     <w:next w:val="BodyText"/>
     <w:qFormat/>
@@ -2921,7 +2705,7 @@
       <w:rFonts w:ascii="Century Gothic" w:hAnsi="Century Gothic"/>
     </w:rPr>
   </w:style>
-  <w:style w:type="paragraph" w:styleId="Date">
+  <w:style w:styleId="Date" w:type="paragraph">
     <w:name w:val="Date"/>
     <w:next w:val="BodyText"/>
     <w:qFormat/>
@@ -2935,7 +2719,7 @@
       <w:rFonts w:ascii="Century Gothic" w:hAnsi="Century Gothic"/>
     </w:rPr>
   </w:style>
-  <w:style w:type="paragraph" w:customStyle="1" w:styleId="Abstract">
+  <w:style w:customStyle="1" w:styleId="Abstract" w:type="paragraph">
     <w:name w:val="Abstract"/>
     <w:basedOn w:val="Normal"/>
     <w:next w:val="BodyText"/>
@@ -2943,19 +2727,19 @@
     <w:pPr>
       <w:keepNext/>
       <w:keepLines/>
-      <w:spacing w:before="300" w:after="300"/>
+      <w:spacing w:after="300" w:before="300"/>
     </w:pPr>
     <w:rPr>
       <w:sz w:val="20"/>
       <w:szCs w:val="20"/>
     </w:rPr>
   </w:style>
-  <w:style w:type="paragraph" w:styleId="Bibliography">
+  <w:style w:styleId="Bibliography" w:type="paragraph">
     <w:name w:val="Bibliography"/>
     <w:basedOn w:val="Normal"/>
     <w:qFormat/>
   </w:style>
-  <w:style w:type="paragraph" w:styleId="BlockText">
+  <w:style w:styleId="BlockText" w:type="paragraph">
     <w:name w:val="Block Text"/>
     <w:basedOn w:val="BodyText"/>
     <w:next w:val="BodyText"/>
@@ -2964,33 +2748,33 @@
     <w:qFormat/>
     <w:rsid w:val="002C0470"/>
     <w:pPr>
-      <w:spacing w:before="100" w:after="100"/>
+      <w:spacing w:after="100" w:before="100"/>
       <w:ind w:left="480" w:right="480"/>
     </w:pPr>
     <w:rPr>
       <w:rFonts w:ascii="Aptos" w:hAnsi="Aptos"/>
-      <w:color w:val="1D1B11" w:themeColor="background2" w:themeShade="1A"/>
-    </w:rPr>
-  </w:style>
-  <w:style w:type="paragraph" w:styleId="FootnoteText">
+      <w:color w:themeColor="background2" w:themeShade="1A" w:val="1D1B11"/>
+    </w:rPr>
+  </w:style>
+  <w:style w:styleId="FootnoteText" w:type="paragraph">
     <w:name w:val="footnote text"/>
     <w:basedOn w:val="Normal"/>
     <w:uiPriority w:val="9"/>
     <w:unhideWhenUsed/>
     <w:qFormat/>
   </w:style>
-  <w:style w:type="table" w:customStyle="1" w:styleId="Table">
+  <w:style w:customStyle="1" w:styleId="Table" w:type="table">
     <w:name w:val="Table"/>
     <w:semiHidden/>
     <w:unhideWhenUsed/>
     <w:qFormat/>
     <w:tblPr>
-      <w:tblInd w:w="0" w:type="dxa"/>
+      <w:tblInd w:type="dxa" w:w="0"/>
       <w:tblCellMar>
-        <w:top w:w="0" w:type="dxa"/>
-        <w:left w:w="108" w:type="dxa"/>
-        <w:bottom w:w="0" w:type="dxa"/>
-        <w:right w:w="108" w:type="dxa"/>
+        <w:top w:type="dxa" w:w="0"/>
+        <w:left w:type="dxa" w:w="108"/>
+        <w:bottom w:type="dxa" w:w="0"/>
+        <w:right w:type="dxa" w:w="108"/>
       </w:tblCellMar>
     </w:tblPr>
     <w:tblStylePr w:type="firstRow">
@@ -3002,13 +2786,13 @@
       </w:trPr>
       <w:tcPr>
         <w:tcBorders>
-          <w:bottom w:val="single" w:sz="0" w:space="0" w:color="auto"/>
+          <w:bottom w:color="auto" w:space="0" w:sz="0" w:val="single"/>
         </w:tcBorders>
         <w:vAlign w:val="bottom"/>
       </w:tcPr>
     </w:tblStylePr>
   </w:style>
-  <w:style w:type="paragraph" w:customStyle="1" w:styleId="DefinitionTerm">
+  <w:style w:customStyle="1" w:styleId="DefinitionTerm" w:type="paragraph">
     <w:name w:val="Definition Term"/>
     <w:basedOn w:val="Normal"/>
     <w:next w:val="Definition"/>
@@ -3021,11 +2805,11 @@
       <w:b/>
     </w:rPr>
   </w:style>
-  <w:style w:type="paragraph" w:customStyle="1" w:styleId="Definition">
+  <w:style w:customStyle="1" w:styleId="Definition" w:type="paragraph">
     <w:name w:val="Definition"/>
     <w:basedOn w:val="Normal"/>
   </w:style>
-  <w:style w:type="paragraph" w:styleId="Caption">
+  <w:style w:styleId="Caption" w:type="paragraph">
     <w:name w:val="caption"/>
     <w:basedOn w:val="Normal"/>
     <w:link w:val="CaptionChar"/>
@@ -3036,63 +2820,64 @@
       <w:i/>
     </w:rPr>
   </w:style>
-  <w:style w:type="paragraph" w:customStyle="1" w:styleId="TableCaption">
+  <w:style w:customStyle="1" w:styleId="TableCaption" w:type="paragraph">
     <w:name w:val="Table Caption"/>
     <w:basedOn w:val="Caption"/>
     <w:pPr>
       <w:keepNext/>
     </w:pPr>
   </w:style>
-  <w:style w:type="paragraph" w:customStyle="1" w:styleId="ImageCaption">
+  <w:style w:customStyle="1" w:styleId="ImageCaption" w:type="paragraph">
     <w:name w:val="Image Caption"/>
     <w:basedOn w:val="Caption"/>
   </w:style>
-  <w:style w:type="paragraph" w:customStyle="1" w:styleId="Figure">
+  <w:style w:customStyle="1" w:styleId="Figure" w:type="paragraph">
     <w:name w:val="Figure"/>
     <w:basedOn w:val="Normal"/>
   </w:style>
-  <w:style w:type="paragraph" w:customStyle="1" w:styleId="CaptionedFigure">
+  <w:style w:customStyle="1" w:styleId="CaptionedFigure" w:type="paragraph">
     <w:name w:val="Captioned Figure"/>
     <w:basedOn w:val="Figure"/>
     <w:pPr>
       <w:keepNext/>
     </w:pPr>
   </w:style>
-  <w:style w:type="character" w:customStyle="1" w:styleId="CaptionChar">
+  <w:style w:customStyle="1" w:styleId="CaptionChar" w:type="character">
     <w:name w:val="Caption Char"/>
     <w:basedOn w:val="DefaultParagraphFont"/>
     <w:link w:val="Caption"/>
   </w:style>
-  <w:style w:type="character" w:customStyle="1" w:styleId="VerbatimChar">
+  <w:style w:customStyle="1" w:styleId="VerbatimChar" w:type="character">
     <w:name w:val="Verbatim Char"/>
     <w:basedOn w:val="CaptionChar"/>
     <w:link w:val="SourceCode"/>
-    <w:rsid w:val="00F34E30"/>
+    <w:rsid w:val="00796E50"/>
     <w:rPr>
       <w:rFonts w:ascii="Consolas" w:hAnsi="Consolas"/>
-      <w:shd w:val="clear" w:color="auto" w:fill="F8F8F8"/>
-    </w:rPr>
-  </w:style>
-  <w:style w:type="character" w:customStyle="1" w:styleId="SectionNumber">
+      <w:sz w:val="22"/>
+      <w:shd w:color="auto" w:fill="F8F8F8" w:val="clear"/>
+    </w:rPr>
+  </w:style>
+  <w:style w:customStyle="1" w:styleId="SectionNumber" w:type="character">
     <w:name w:val="Section Number"/>
     <w:basedOn w:val="CaptionChar"/>
   </w:style>
-  <w:style w:type="character" w:styleId="FootnoteReference">
+  <w:style w:styleId="FootnoteReference" w:type="character">
     <w:name w:val="footnote reference"/>
     <w:basedOn w:val="CaptionChar"/>
     <w:rPr>
       <w:vertAlign w:val="superscript"/>
     </w:rPr>
   </w:style>
-  <w:style w:type="character" w:styleId="Hyperlink">
+  <w:style w:styleId="Hyperlink" w:type="character">
     <w:name w:val="Hyperlink"/>
     <w:basedOn w:val="CaptionChar"/>
     <w:uiPriority w:val="99"/>
     <w:rPr>
-      <w:color w:val="4F81BD" w:themeColor="accent1"/>
-    </w:rPr>
-  </w:style>
-  <w:style w:type="paragraph" w:styleId="TOCHeading">
+      <w:color w:themeColor="accent1" w:val="4F81BD"/>
+    </w:rPr>
+  </w:style>
+  <w:style w:styleId="TOCHeading" w:type="paragraph">
     <w:name w:val="TOC Heading"/>
     <w:basedOn w:val="Heading1"/>
     <w:next w:val="BodyText"/>
@@ -3107,144 +2892,158 @@
     <w:rPr>
       <w:rFonts w:ascii="Century Gothic" w:hAnsi="Century Gothic"/>
       <w:bCs w:val="0"/>
-      <w:color w:val="F79646" w:themeColor="accent6"/>
-    </w:rPr>
-  </w:style>
-  <w:style w:type="paragraph" w:customStyle="1" w:styleId="SourceCode">
+      <w:color w:themeColor="accent6" w:val="F79646"/>
+    </w:rPr>
+  </w:style>
+  <w:style w:customStyle="1" w:styleId="SourceCode" w:type="paragraph">
     <w:name w:val="Source Code"/>
     <w:basedOn w:val="Normal"/>
     <w:link w:val="VerbatimChar"/>
-    <w:rsid w:val="00F34E30"/>
+    <w:rsid w:val="00796E50"/>
     <w:pPr>
-      <w:shd w:val="clear" w:color="auto" w:fill="F8F8F8"/>
+      <w:shd w:color="auto" w:fill="F8F8F8" w:val="clear"/>
       <w:wordWrap w:val="0"/>
+      <w:textboxTightWrap w:val="allLines"/>
     </w:pPr>
     <w:rPr>
       <w:rFonts w:ascii="Consolas" w:hAnsi="Consolas"/>
     </w:rPr>
   </w:style>
-  <w:style w:type="character" w:customStyle="1" w:styleId="KeywordTok">
+  <w:style w:customStyle="1" w:styleId="KeywordTok" w:type="character">
     <w:name w:val="KeywordTok"/>
     <w:basedOn w:val="VerbatimChar"/>
     <w:rPr>
       <w:rFonts w:ascii="Consolas" w:hAnsi="Consolas"/>
       <w:b/>
       <w:color w:val="204A87"/>
-      <w:shd w:val="clear" w:color="auto" w:fill="F8F8F8"/>
-    </w:rPr>
-  </w:style>
-  <w:style w:type="character" w:customStyle="1" w:styleId="DataTypeTok">
+      <w:sz w:val="22"/>
+      <w:shd w:color="auto" w:fill="F8F8F8" w:val="clear"/>
+    </w:rPr>
+  </w:style>
+  <w:style w:customStyle="1" w:styleId="DataTypeTok" w:type="character">
     <w:name w:val="DataTypeTok"/>
     <w:basedOn w:val="VerbatimChar"/>
     <w:rPr>
       <w:rFonts w:ascii="Consolas" w:hAnsi="Consolas"/>
       <w:color w:val="204A87"/>
-      <w:shd w:val="clear" w:color="auto" w:fill="F8F8F8"/>
-    </w:rPr>
-  </w:style>
-  <w:style w:type="character" w:customStyle="1" w:styleId="DecValTok">
+      <w:sz w:val="22"/>
+      <w:shd w:color="auto" w:fill="F8F8F8" w:val="clear"/>
+    </w:rPr>
+  </w:style>
+  <w:style w:customStyle="1" w:styleId="DecValTok" w:type="character">
     <w:name w:val="DecValTok"/>
     <w:basedOn w:val="VerbatimChar"/>
     <w:rPr>
       <w:rFonts w:ascii="Consolas" w:hAnsi="Consolas"/>
       <w:color w:val="0000CF"/>
-      <w:shd w:val="clear" w:color="auto" w:fill="F8F8F8"/>
-    </w:rPr>
-  </w:style>
-  <w:style w:type="character" w:customStyle="1" w:styleId="BaseNTok">
+      <w:sz w:val="22"/>
+      <w:shd w:color="auto" w:fill="F8F8F8" w:val="clear"/>
+    </w:rPr>
+  </w:style>
+  <w:style w:customStyle="1" w:styleId="BaseNTok" w:type="character">
     <w:name w:val="BaseNTok"/>
     <w:basedOn w:val="VerbatimChar"/>
     <w:rPr>
       <w:rFonts w:ascii="Consolas" w:hAnsi="Consolas"/>
       <w:color w:val="0000CF"/>
-      <w:shd w:val="clear" w:color="auto" w:fill="F8F8F8"/>
-    </w:rPr>
-  </w:style>
-  <w:style w:type="character" w:customStyle="1" w:styleId="FloatTok">
+      <w:sz w:val="22"/>
+      <w:shd w:color="auto" w:fill="F8F8F8" w:val="clear"/>
+    </w:rPr>
+  </w:style>
+  <w:style w:customStyle="1" w:styleId="FloatTok" w:type="character">
     <w:name w:val="FloatTok"/>
     <w:basedOn w:val="VerbatimChar"/>
     <w:rPr>
       <w:rFonts w:ascii="Consolas" w:hAnsi="Consolas"/>
       <w:color w:val="0000CF"/>
-      <w:shd w:val="clear" w:color="auto" w:fill="F8F8F8"/>
-    </w:rPr>
-  </w:style>
-  <w:style w:type="character" w:customStyle="1" w:styleId="ConstantTok">
+      <w:sz w:val="22"/>
+      <w:shd w:color="auto" w:fill="F8F8F8" w:val="clear"/>
+    </w:rPr>
+  </w:style>
+  <w:style w:customStyle="1" w:styleId="ConstantTok" w:type="character">
     <w:name w:val="ConstantTok"/>
     <w:basedOn w:val="VerbatimChar"/>
     <w:rsid w:val="00F34E30"/>
     <w:rPr>
       <w:rFonts w:ascii="Consolas" w:hAnsi="Consolas"/>
-      <w:color w:val="943634" w:themeColor="accent2" w:themeShade="BF"/>
-      <w:shd w:val="clear" w:color="auto" w:fill="F8F8F8"/>
-    </w:rPr>
-  </w:style>
-  <w:style w:type="character" w:customStyle="1" w:styleId="CharTok">
+      <w:color w:themeColor="accent2" w:themeShade="BF" w:val="943634"/>
+      <w:sz w:val="22"/>
+      <w:shd w:color="auto" w:fill="F8F8F8" w:val="clear"/>
+    </w:rPr>
+  </w:style>
+  <w:style w:customStyle="1" w:styleId="CharTok" w:type="character">
     <w:name w:val="CharTok"/>
     <w:basedOn w:val="VerbatimChar"/>
     <w:rPr>
       <w:rFonts w:ascii="Consolas" w:hAnsi="Consolas"/>
       <w:color w:val="4E9A06"/>
-      <w:shd w:val="clear" w:color="auto" w:fill="F8F8F8"/>
-    </w:rPr>
-  </w:style>
-  <w:style w:type="character" w:customStyle="1" w:styleId="SpecialCharTok">
+      <w:sz w:val="22"/>
+      <w:shd w:color="auto" w:fill="F8F8F8" w:val="clear"/>
+    </w:rPr>
+  </w:style>
+  <w:style w:customStyle="1" w:styleId="SpecialCharTok" w:type="character">
     <w:name w:val="SpecialCharTok"/>
     <w:basedOn w:val="VerbatimChar"/>
     <w:rPr>
       <w:rFonts w:ascii="Consolas" w:hAnsi="Consolas"/>
       <w:b/>
       <w:color w:val="CE5C00"/>
-      <w:shd w:val="clear" w:color="auto" w:fill="F8F8F8"/>
-    </w:rPr>
-  </w:style>
-  <w:style w:type="character" w:customStyle="1" w:styleId="StringTok">
+      <w:sz w:val="22"/>
+      <w:shd w:color="auto" w:fill="F8F8F8" w:val="clear"/>
+    </w:rPr>
+  </w:style>
+  <w:style w:customStyle="1" w:styleId="StringTok" w:type="character">
     <w:name w:val="StringTok"/>
     <w:basedOn w:val="VerbatimChar"/>
     <w:rPr>
       <w:rFonts w:ascii="Consolas" w:hAnsi="Consolas"/>
       <w:color w:val="4E9A06"/>
-      <w:shd w:val="clear" w:color="auto" w:fill="F8F8F8"/>
-    </w:rPr>
-  </w:style>
-  <w:style w:type="character" w:customStyle="1" w:styleId="VerbatimStringTok">
+      <w:sz w:val="22"/>
+      <w:shd w:color="auto" w:fill="F8F8F8" w:val="clear"/>
+    </w:rPr>
+  </w:style>
+  <w:style w:customStyle="1" w:styleId="VerbatimStringTok" w:type="character">
     <w:name w:val="VerbatimStringTok"/>
     <w:basedOn w:val="VerbatimChar"/>
     <w:rPr>
       <w:rFonts w:ascii="Consolas" w:hAnsi="Consolas"/>
       <w:color w:val="4E9A06"/>
-      <w:shd w:val="clear" w:color="auto" w:fill="F8F8F8"/>
-    </w:rPr>
-  </w:style>
-  <w:style w:type="character" w:customStyle="1" w:styleId="SpecialStringTok">
+      <w:sz w:val="22"/>
+      <w:shd w:color="auto" w:fill="F8F8F8" w:val="clear"/>
+    </w:rPr>
+  </w:style>
+  <w:style w:customStyle="1" w:styleId="SpecialStringTok" w:type="character">
     <w:name w:val="SpecialStringTok"/>
     <w:basedOn w:val="VerbatimChar"/>
     <w:rPr>
       <w:rFonts w:ascii="Consolas" w:hAnsi="Consolas"/>
       <w:color w:val="4E9A06"/>
-      <w:shd w:val="clear" w:color="auto" w:fill="F8F8F8"/>
-    </w:rPr>
-  </w:style>
-  <w:style w:type="character" w:customStyle="1" w:styleId="ImportTok">
+      <w:sz w:val="22"/>
+      <w:shd w:color="auto" w:fill="F8F8F8" w:val="clear"/>
+    </w:rPr>
+  </w:style>
+  <w:style w:customStyle="1" w:styleId="ImportTok" w:type="character">
     <w:name w:val="ImportTok"/>
     <w:basedOn w:val="VerbatimChar"/>
     <w:rPr>
       <w:rFonts w:ascii="Consolas" w:hAnsi="Consolas"/>
-      <w:shd w:val="clear" w:color="auto" w:fill="F8F8F8"/>
-    </w:rPr>
-  </w:style>
-  <w:style w:type="character" w:customStyle="1" w:styleId="CommentTok">
+      <w:sz w:val="22"/>
+      <w:shd w:color="auto" w:fill="F8F8F8" w:val="clear"/>
+    </w:rPr>
+  </w:style>
+  <w:style w:customStyle="1" w:styleId="CommentTok" w:type="character">
     <w:name w:val="CommentTok"/>
     <w:basedOn w:val="VerbatimChar"/>
     <w:rsid w:val="00F34E30"/>
     <w:rPr>
       <w:rFonts w:ascii="Consolas" w:hAnsi="Consolas"/>
       <w:i/>
-      <w:color w:val="B2A1C7" w:themeColor="accent4" w:themeTint="99"/>
-      <w:shd w:val="clear" w:color="auto" w:fill="F8F8F8"/>
-    </w:rPr>
-  </w:style>
-  <w:style w:type="character" w:customStyle="1" w:styleId="DocumentationTok">
+      <w:color w:themeColor="accent4" w:themeTint="99" w:val="B2A1C7"/>
+      <w:sz w:val="22"/>
+      <w:shd w:color="auto" w:fill="F8F8F8" w:val="clear"/>
+    </w:rPr>
+  </w:style>
+  <w:style w:customStyle="1" w:styleId="DocumentationTok" w:type="character">
     <w:name w:val="DocumentationTok"/>
     <w:basedOn w:val="VerbatimChar"/>
     <w:rPr>
@@ -3252,10 +3051,11 @@
       <w:b/>
       <w:i/>
       <w:color w:val="8F5902"/>
-      <w:shd w:val="clear" w:color="auto" w:fill="F8F8F8"/>
-    </w:rPr>
-  </w:style>
-  <w:style w:type="character" w:customStyle="1" w:styleId="AnnotationTok">
+      <w:sz w:val="22"/>
+      <w:shd w:color="auto" w:fill="F8F8F8" w:val="clear"/>
+    </w:rPr>
+  </w:style>
+  <w:style w:customStyle="1" w:styleId="AnnotationTok" w:type="character">
     <w:name w:val="AnnotationTok"/>
     <w:basedOn w:val="VerbatimChar"/>
     <w:rPr>
@@ -3263,10 +3063,11 @@
       <w:b/>
       <w:i/>
       <w:color w:val="8F5902"/>
-      <w:shd w:val="clear" w:color="auto" w:fill="F8F8F8"/>
-    </w:rPr>
-  </w:style>
-  <w:style w:type="character" w:customStyle="1" w:styleId="CommentVarTok">
+      <w:sz w:val="22"/>
+      <w:shd w:color="auto" w:fill="F8F8F8" w:val="clear"/>
+    </w:rPr>
+  </w:style>
+  <w:style w:customStyle="1" w:styleId="CommentVarTok" w:type="character">
     <w:name w:val="CommentVarTok"/>
     <w:basedOn w:val="VerbatimChar"/>
     <w:rPr>
@@ -3274,102 +3075,113 @@
       <w:b/>
       <w:i/>
       <w:color w:val="8F5902"/>
-      <w:shd w:val="clear" w:color="auto" w:fill="F8F8F8"/>
-    </w:rPr>
-  </w:style>
-  <w:style w:type="character" w:customStyle="1" w:styleId="OtherTok">
+      <w:sz w:val="22"/>
+      <w:shd w:color="auto" w:fill="F8F8F8" w:val="clear"/>
+    </w:rPr>
+  </w:style>
+  <w:style w:customStyle="1" w:styleId="OtherTok" w:type="character">
     <w:name w:val="OtherTok"/>
     <w:basedOn w:val="VerbatimChar"/>
     <w:rPr>
       <w:rFonts w:ascii="Consolas" w:hAnsi="Consolas"/>
       <w:color w:val="8F5902"/>
-      <w:shd w:val="clear" w:color="auto" w:fill="F8F8F8"/>
-    </w:rPr>
-  </w:style>
-  <w:style w:type="character" w:customStyle="1" w:styleId="FunctionTok">
+      <w:sz w:val="22"/>
+      <w:shd w:color="auto" w:fill="F8F8F8" w:val="clear"/>
+    </w:rPr>
+  </w:style>
+  <w:style w:customStyle="1" w:styleId="FunctionTok" w:type="character">
     <w:name w:val="FunctionTok"/>
     <w:basedOn w:val="VerbatimChar"/>
     <w:rsid w:val="00F34E30"/>
     <w:rPr>
       <w:rFonts w:ascii="Consolas" w:hAnsi="Consolas"/>
       <w:b/>
-      <w:color w:val="F79646" w:themeColor="accent6"/>
-      <w:shd w:val="clear" w:color="auto" w:fill="F8F8F8"/>
-    </w:rPr>
-  </w:style>
-  <w:style w:type="character" w:customStyle="1" w:styleId="VariableTok">
+      <w:color w:themeColor="accent6" w:val="F79646"/>
+      <w:sz w:val="22"/>
+      <w:shd w:color="auto" w:fill="F8F8F8" w:val="clear"/>
+    </w:rPr>
+  </w:style>
+  <w:style w:customStyle="1" w:styleId="VariableTok" w:type="character">
     <w:name w:val="VariableTok"/>
     <w:basedOn w:val="VerbatimChar"/>
     <w:rPr>
       <w:rFonts w:ascii="Consolas" w:hAnsi="Consolas"/>
       <w:color w:val="000000"/>
-      <w:shd w:val="clear" w:color="auto" w:fill="F8F8F8"/>
-    </w:rPr>
-  </w:style>
-  <w:style w:type="character" w:customStyle="1" w:styleId="ControlFlowTok">
+      <w:sz w:val="22"/>
+      <w:shd w:color="auto" w:fill="F8F8F8" w:val="clear"/>
+    </w:rPr>
+  </w:style>
+  <w:style w:customStyle="1" w:styleId="ControlFlowTok" w:type="character">
     <w:name w:val="ControlFlowTok"/>
     <w:basedOn w:val="VerbatimChar"/>
     <w:rPr>
       <w:rFonts w:ascii="Consolas" w:hAnsi="Consolas"/>
       <w:b/>
       <w:color w:val="204A87"/>
-      <w:shd w:val="clear" w:color="auto" w:fill="F8F8F8"/>
-    </w:rPr>
-  </w:style>
-  <w:style w:type="character" w:customStyle="1" w:styleId="OperatorTok">
+      <w:sz w:val="22"/>
+      <w:shd w:color="auto" w:fill="F8F8F8" w:val="clear"/>
+    </w:rPr>
+  </w:style>
+  <w:style w:customStyle="1" w:styleId="OperatorTok" w:type="character">
     <w:name w:val="OperatorTok"/>
     <w:basedOn w:val="VerbatimChar"/>
     <w:rPr>
       <w:rFonts w:ascii="Consolas" w:hAnsi="Consolas"/>
       <w:b/>
       <w:color w:val="CE5C00"/>
-      <w:shd w:val="clear" w:color="auto" w:fill="F8F8F8"/>
-    </w:rPr>
-  </w:style>
-  <w:style w:type="character" w:customStyle="1" w:styleId="BuiltInTok">
+      <w:sz w:val="22"/>
+      <w:shd w:color="auto" w:fill="F8F8F8" w:val="clear"/>
+    </w:rPr>
+  </w:style>
+  <w:style w:customStyle="1" w:styleId="BuiltInTok" w:type="character">
     <w:name w:val="BuiltInTok"/>
     <w:basedOn w:val="VerbatimChar"/>
     <w:rPr>
       <w:rFonts w:ascii="Consolas" w:hAnsi="Consolas"/>
-      <w:shd w:val="clear" w:color="auto" w:fill="F8F8F8"/>
-    </w:rPr>
-  </w:style>
-  <w:style w:type="character" w:customStyle="1" w:styleId="ExtensionTok">
+      <w:sz w:val="22"/>
+      <w:shd w:color="auto" w:fill="F8F8F8" w:val="clear"/>
+    </w:rPr>
+  </w:style>
+  <w:style w:customStyle="1" w:styleId="ExtensionTok" w:type="character">
     <w:name w:val="ExtensionTok"/>
     <w:basedOn w:val="VerbatimChar"/>
     <w:rPr>
       <w:rFonts w:ascii="Consolas" w:hAnsi="Consolas"/>
-      <w:shd w:val="clear" w:color="auto" w:fill="F8F8F8"/>
-    </w:rPr>
-  </w:style>
-  <w:style w:type="character" w:customStyle="1" w:styleId="PreprocessorTok">
+      <w:sz w:val="22"/>
+      <w:shd w:color="auto" w:fill="F8F8F8" w:val="clear"/>
+    </w:rPr>
+  </w:style>
+  <w:style w:customStyle="1" w:styleId="PreprocessorTok" w:type="character">
     <w:name w:val="PreprocessorTok"/>
     <w:basedOn w:val="VerbatimChar"/>
     <w:rPr>
       <w:rFonts w:ascii="Consolas" w:hAnsi="Consolas"/>
       <w:i/>
       <w:color w:val="8F5902"/>
-      <w:shd w:val="clear" w:color="auto" w:fill="F8F8F8"/>
-    </w:rPr>
-  </w:style>
-  <w:style w:type="character" w:customStyle="1" w:styleId="AttributeTok">
+      <w:sz w:val="22"/>
+      <w:shd w:color="auto" w:fill="F8F8F8" w:val="clear"/>
+    </w:rPr>
+  </w:style>
+  <w:style w:customStyle="1" w:styleId="AttributeTok" w:type="character">
     <w:name w:val="AttributeTok"/>
     <w:basedOn w:val="VerbatimChar"/>
     <w:rPr>
       <w:rFonts w:ascii="Consolas" w:hAnsi="Consolas"/>
       <w:color w:val="204A87"/>
-      <w:shd w:val="clear" w:color="auto" w:fill="F8F8F8"/>
-    </w:rPr>
-  </w:style>
-  <w:style w:type="character" w:customStyle="1" w:styleId="RegionMarkerTok">
+      <w:sz w:val="22"/>
+      <w:shd w:color="auto" w:fill="F8F8F8" w:val="clear"/>
+    </w:rPr>
+  </w:style>
+  <w:style w:customStyle="1" w:styleId="RegionMarkerTok" w:type="character">
     <w:name w:val="RegionMarkerTok"/>
     <w:basedOn w:val="VerbatimChar"/>
     <w:rPr>
       <w:rFonts w:ascii="Consolas" w:hAnsi="Consolas"/>
-      <w:shd w:val="clear" w:color="auto" w:fill="F8F8F8"/>
-    </w:rPr>
-  </w:style>
-  <w:style w:type="character" w:customStyle="1" w:styleId="InformationTok">
+      <w:sz w:val="22"/>
+      <w:shd w:color="auto" w:fill="F8F8F8" w:val="clear"/>
+    </w:rPr>
+  </w:style>
+  <w:style w:customStyle="1" w:styleId="InformationTok" w:type="character">
     <w:name w:val="InformationTok"/>
     <w:basedOn w:val="VerbatimChar"/>
     <w:rPr>
@@ -3377,10 +3189,11 @@
       <w:b/>
       <w:i/>
       <w:color w:val="8F5902"/>
-      <w:shd w:val="clear" w:color="auto" w:fill="F8F8F8"/>
-    </w:rPr>
-  </w:style>
-  <w:style w:type="character" w:customStyle="1" w:styleId="WarningTok">
+      <w:sz w:val="22"/>
+      <w:shd w:color="auto" w:fill="F8F8F8" w:val="clear"/>
+    </w:rPr>
+  </w:style>
+  <w:style w:customStyle="1" w:styleId="WarningTok" w:type="character">
     <w:name w:val="WarningTok"/>
     <w:basedOn w:val="VerbatimChar"/>
     <w:rPr>
@@ -3388,39 +3201,43 @@
       <w:b/>
       <w:i/>
       <w:color w:val="8F5902"/>
-      <w:shd w:val="clear" w:color="auto" w:fill="F8F8F8"/>
-    </w:rPr>
-  </w:style>
-  <w:style w:type="character" w:customStyle="1" w:styleId="AlertTok">
+      <w:sz w:val="22"/>
+      <w:shd w:color="auto" w:fill="F8F8F8" w:val="clear"/>
+    </w:rPr>
+  </w:style>
+  <w:style w:customStyle="1" w:styleId="AlertTok" w:type="character">
     <w:name w:val="AlertTok"/>
     <w:basedOn w:val="VerbatimChar"/>
     <w:rPr>
       <w:rFonts w:ascii="Consolas" w:hAnsi="Consolas"/>
       <w:color w:val="EF2929"/>
-      <w:shd w:val="clear" w:color="auto" w:fill="F8F8F8"/>
-    </w:rPr>
-  </w:style>
-  <w:style w:type="character" w:customStyle="1" w:styleId="ErrorTok">
+      <w:sz w:val="22"/>
+      <w:shd w:color="auto" w:fill="F8F8F8" w:val="clear"/>
+    </w:rPr>
+  </w:style>
+  <w:style w:customStyle="1" w:styleId="ErrorTok" w:type="character">
     <w:name w:val="ErrorTok"/>
     <w:basedOn w:val="VerbatimChar"/>
     <w:rPr>
       <w:rFonts w:ascii="Consolas" w:hAnsi="Consolas"/>
       <w:b/>
       <w:color w:val="A40000"/>
-      <w:shd w:val="clear" w:color="auto" w:fill="F8F8F8"/>
-    </w:rPr>
-  </w:style>
-  <w:style w:type="character" w:customStyle="1" w:styleId="NormalTok">
+      <w:sz w:val="22"/>
+      <w:shd w:color="auto" w:fill="F8F8F8" w:val="clear"/>
+    </w:rPr>
+  </w:style>
+  <w:style w:customStyle="1" w:styleId="NormalTok" w:type="character">
     <w:name w:val="NormalTok"/>
     <w:basedOn w:val="VerbatimChar"/>
     <w:rsid w:val="00F34E30"/>
     <w:rPr>
       <w:rFonts w:ascii="Consolas" w:hAnsi="Consolas"/>
-      <w:color w:val="0D0D0D" w:themeColor="text1" w:themeTint="F2"/>
-      <w:shd w:val="clear" w:color="auto" w:fill="F8F8F8"/>
-    </w:rPr>
-  </w:style>
-  <w:style w:type="paragraph" w:styleId="TOC1">
+      <w:color w:themeColor="text1" w:themeTint="F2" w:val="0D0D0D"/>
+      <w:sz w:val="22"/>
+      <w:shd w:color="auto" w:fill="F8F8F8" w:val="clear"/>
+    </w:rPr>
+  </w:style>
+  <w:style w:styleId="TOC1" w:type="paragraph">
     <w:name w:val="toc 1"/>
     <w:basedOn w:val="Normal"/>
     <w:next w:val="Normal"/>
@@ -3431,7 +3248,7 @@
       <w:spacing w:after="100"/>
     </w:pPr>
   </w:style>
-  <w:style w:type="paragraph" w:styleId="TOC2">
+  <w:style w:styleId="TOC2" w:type="paragraph">
     <w:name w:val="toc 2"/>
     <w:basedOn w:val="Normal"/>
     <w:next w:val="Normal"/>
@@ -3443,7 +3260,7 @@
       <w:ind w:left="240"/>
     </w:pPr>
   </w:style>
-  <w:style w:type="paragraph" w:styleId="TOC3">
+  <w:style w:styleId="TOC3" w:type="paragraph">
     <w:name w:val="toc 3"/>
     <w:basedOn w:val="Normal"/>
     <w:next w:val="Normal"/>
